--- a/Documents/Crurrículo Douglas Antonni.docx
+++ b/Documents/Crurrículo Douglas Antonni.docx
@@ -4,975 +4,707 @@
   <w:body>
     <w:p>
       <w:pPr>
-        <w:pStyle w:val="LOnormal"/>
+        <w:pStyle w:val="Corpodotexto"/>
         <w:jc w:val="center"/>
         <w:rPr>
           <w:rFonts w:ascii="Arial" w:hAnsi="Arial" w:eastAsia="Arial" w:cs="Arial"/>
           <w:b/>
-          <w:b/>
-          <w:sz w:val="24"/>
-          <w:szCs w:val="24"/>
-        </w:rPr>
-      </w:pPr>
-      <w:r>
-        <w:rPr>
+          <w:sz w:val="24"/>
+          <w:szCs w:val="24"/>
+        </w:rPr>
+      </w:pPr>
+      <w:r>
+        <w:rPr>
+          <w:rStyle w:val="Nfaseforte"/>
           <w:rFonts w:eastAsia="Arial" w:cs="Arial" w:ascii="Arial" w:hAnsi="Arial"/>
-          <w:b/>
           <w:sz w:val="24"/>
           <w:szCs w:val="24"/>
         </w:rPr>
         <w:t>Douglas Antonni Alves de Lima</w:t>
-      </w:r>
-    </w:p>
-    <w:p>
-      <w:pPr>
-        <w:pStyle w:val="LOnormal"/>
-        <w:jc w:val="center"/>
-        <w:rPr>
-          <w:rFonts w:ascii="Arial" w:hAnsi="Arial" w:eastAsia="Arial" w:cs="Arial"/>
-          <w:sz w:val="20"/>
-          <w:szCs w:val="20"/>
-        </w:rPr>
-      </w:pPr>
-      <w:r>
-        <w:rPr>
-          <w:rFonts w:eastAsia="Arial" w:cs="Arial" w:ascii="Arial" w:hAnsi="Arial"/>
-          <w:sz w:val="20"/>
-          <w:szCs w:val="20"/>
-        </w:rPr>
+        <w:br/>
         <w:t>Brasileiro, Solteiro, 37 anos</w:t>
-      </w:r>
-    </w:p>
-    <w:p>
-      <w:pPr>
-        <w:pStyle w:val="LOnormal"/>
-        <w:jc w:val="center"/>
-        <w:rPr>
-          <w:rFonts w:ascii="Arial" w:hAnsi="Arial" w:eastAsia="Arial" w:cs="Arial"/>
-          <w:sz w:val="20"/>
-          <w:szCs w:val="20"/>
-        </w:rPr>
-      </w:pPr>
-      <w:r>
-        <w:rPr>
-          <w:rFonts w:eastAsia="Arial" w:cs="Arial" w:ascii="Arial" w:hAnsi="Arial"/>
-          <w:sz w:val="20"/>
-          <w:szCs w:val="20"/>
-        </w:rPr>
-        <w:t xml:space="preserve">Rua 78, Número 499, Maranguape II, </w:t>
-      </w:r>
-    </w:p>
-    <w:p>
-      <w:pPr>
-        <w:pStyle w:val="LOnormal"/>
-        <w:jc w:val="center"/>
-        <w:rPr>
-          <w:rFonts w:ascii="Arial" w:hAnsi="Arial" w:eastAsia="Arial" w:cs="Arial"/>
-          <w:sz w:val="20"/>
-          <w:szCs w:val="20"/>
-        </w:rPr>
-      </w:pPr>
-      <w:r>
-        <w:rPr>
-          <w:rFonts w:eastAsia="Arial" w:cs="Arial" w:ascii="Arial" w:hAnsi="Arial"/>
-          <w:sz w:val="20"/>
-          <w:szCs w:val="20"/>
-        </w:rPr>
+        <w:br/>
+        <w:t>Rua 78, Número 499, Maranguape II,</w:t>
+        <w:br/>
         <w:t>Paulista-PE</w:t>
-      </w:r>
-    </w:p>
-    <w:p>
-      <w:pPr>
-        <w:pStyle w:val="LOnormal"/>
-        <w:jc w:val="center"/>
-        <w:rPr>
-          <w:rFonts w:ascii="Arial" w:hAnsi="Arial" w:eastAsia="Arial" w:cs="Arial"/>
-          <w:sz w:val="20"/>
-          <w:szCs w:val="20"/>
-        </w:rPr>
-      </w:pPr>
-      <w:r>
-        <w:rPr>
-          <w:rFonts w:eastAsia="Arial" w:cs="Arial" w:ascii="Arial" w:hAnsi="Arial"/>
-          <w:sz w:val="20"/>
-          <w:szCs w:val="20"/>
-        </w:rPr>
-        <w:t xml:space="preserve">Celular:(81) 9.83039364(WhatsApp)  </w:t>
-      </w:r>
-    </w:p>
-    <w:p>
-      <w:pPr>
-        <w:pStyle w:val="LOnormal"/>
-        <w:jc w:val="center"/>
-        <w:rPr>
-          <w:rFonts w:ascii="Arial" w:hAnsi="Arial" w:eastAsia="Arial" w:cs="Arial"/>
-          <w:sz w:val="20"/>
-          <w:szCs w:val="20"/>
-        </w:rPr>
-      </w:pPr>
-      <w:r>
-        <w:rPr>
-          <w:rFonts w:eastAsia="Arial" w:cs="Arial" w:ascii="Arial" w:hAnsi="Arial"/>
-          <w:color w:val="0563C1"/>
-          <w:sz w:val="20"/>
-          <w:szCs w:val="20"/>
-          <w:u w:val="single"/>
-        </w:rPr>
-        <w:t>douglasantonny@hot</w:t>
+        <w:br/>
+        <w:t>Celular: (81) 9.8303-9364 (WhatsApp)</w:t>
+        <w:br/>
+        <w:t>Email: douglasantonny@hotmail.com</w:t>
+        <w:br/>
       </w:r>
       <w:hyperlink r:id="rId2">
         <w:r>
           <w:rPr>
+            <w:rStyle w:val="LinkdaInternet"/>
             <w:rFonts w:eastAsia="Arial" w:cs="Arial" w:ascii="Arial" w:hAnsi="Arial"/>
-            <w:color w:val="0563C1"/>
-            <w:sz w:val="20"/>
-            <w:szCs w:val="20"/>
-            <w:u w:val="single"/>
+            <w:b/>
+            <w:b/>
+            <w:bCs/>
+            <w:sz w:val="24"/>
+            <w:szCs w:val="24"/>
           </w:rPr>
-          <w:t>mail.com</w:t>
+          <w:t>LinkedIn</w:t>
         </w:r>
       </w:hyperlink>
-    </w:p>
-    <w:p>
-      <w:pPr>
-        <w:pStyle w:val="LOnormal"/>
-        <w:rPr/>
-      </w:pPr>
-      <w:r>
-        <w:rPr/>
-      </w:r>
-    </w:p>
-    <w:p>
-      <w:pPr>
-        <w:pStyle w:val="LOnormal"/>
-        <w:rPr>
-          <w:rFonts w:ascii="Arial" w:hAnsi="Arial" w:eastAsia="Arial" w:cs="Arial"/>
-          <w:b/>
-          <w:b/>
-          <w:sz w:val="24"/>
-          <w:szCs w:val="24"/>
-        </w:rPr>
-      </w:pPr>
-      <w:r>
-        <w:rPr>
+      <w:r>
+        <w:rPr>
+          <w:rStyle w:val="Nfaseforte"/>
           <w:rFonts w:eastAsia="Arial" w:cs="Arial" w:ascii="Arial" w:hAnsi="Arial"/>
-          <w:b/>
-          <w:sz w:val="24"/>
-          <w:szCs w:val="24"/>
-        </w:rPr>
-        <w:t>OBJETIVO</w:t>
-      </w:r>
-    </w:p>
-    <w:p>
-      <w:pPr>
-        <w:pStyle w:val="LOnormal"/>
-        <w:jc w:val="both"/>
-        <w:rPr>
-          <w:rFonts w:ascii="Arial" w:hAnsi="Arial" w:eastAsia="Arial" w:cs="Arial"/>
-          <w:sz w:val="24"/>
-          <w:szCs w:val="24"/>
-        </w:rPr>
-      </w:pPr>
-      <w:r>
-        <w:rPr>
-          <w:rFonts w:eastAsia="Arial" w:cs="Arial" w:ascii="Arial" w:hAnsi="Arial"/>
-          <w:color w:val="000000"/>
-          <w:sz w:val="24"/>
-          <w:szCs w:val="24"/>
-        </w:rPr>
-        <w:t>Colaborar de forma significativa em alcançar resultados, visando à qualidade e otimização do trabalho. Sempre com interesse de aprender para desenvolver.</w:t>
-      </w:r>
-    </w:p>
-    <w:p>
-      <w:pPr>
-        <w:pStyle w:val="LOnormal"/>
-        <w:rPr>
-          <w:rFonts w:ascii="Arial" w:hAnsi="Arial" w:eastAsia="Arial" w:cs="Arial"/>
-          <w:b/>
-          <w:b/>
-          <w:sz w:val="24"/>
-          <w:szCs w:val="24"/>
-        </w:rPr>
-      </w:pPr>
-      <w:r>
-        <w:rPr>
-          <w:rFonts w:eastAsia="Arial" w:cs="Arial" w:ascii="Arial" w:hAnsi="Arial"/>
-          <w:b/>
-          <w:sz w:val="24"/>
-          <w:szCs w:val="24"/>
-        </w:rPr>
-        <w:t>QUALIFICAÇÕES</w:t>
-      </w:r>
-    </w:p>
-    <w:p>
-      <w:pPr>
-        <w:pStyle w:val="LOnormal"/>
-        <w:spacing w:lineRule="auto" w:line="240" w:before="0" w:after="0"/>
-        <w:rPr>
-          <w:rFonts w:ascii="Arial" w:hAnsi="Arial" w:eastAsia="Arial" w:cs="Arial"/>
-          <w:b/>
-          <w:b/>
-          <w:sz w:val="24"/>
-          <w:szCs w:val="24"/>
-        </w:rPr>
-      </w:pPr>
-      <w:r>
-        <w:rPr>
-          <w:rFonts w:eastAsia="Arial" w:cs="Arial" w:ascii="Arial" w:hAnsi="Arial"/>
-          <w:b/>
-          <w:sz w:val="24"/>
-          <w:szCs w:val="24"/>
-        </w:rPr>
-        <w:t xml:space="preserve">Cursos </w:t>
-      </w:r>
-    </w:p>
-    <w:p>
-      <w:pPr>
-        <w:pStyle w:val="LOnormal"/>
+          <w:sz w:val="24"/>
+          <w:szCs w:val="24"/>
+        </w:rPr>
+        <w:br/>
+      </w:r>
+      <w:hyperlink r:id="rId3">
+        <w:r>
+          <w:rPr>
+            <w:rStyle w:val="LinkdaInternet"/>
+            <w:rFonts w:eastAsia="Arial" w:cs="Arial" w:ascii="Arial" w:hAnsi="Arial"/>
+            <w:b/>
+            <w:b/>
+            <w:bCs/>
+            <w:sz w:val="24"/>
+            <w:szCs w:val="24"/>
+          </w:rPr>
+          <w:t>GitHub</w:t>
+        </w:r>
+      </w:hyperlink>
+    </w:p>
+    <w:p>
+      <w:pPr>
+        <w:pStyle w:val="Linhahorizontal"/>
+        <w:rPr>
+          <w:rFonts w:ascii="Arial" w:hAnsi="Arial" w:eastAsia="Arial" w:cs="Arial"/>
+          <w:b/>
+          <w:sz w:val="24"/>
+          <w:szCs w:val="24"/>
+        </w:rPr>
+      </w:pPr>
+      <w:r>
+        <w:rPr/>
+      </w:r>
+    </w:p>
+    <w:p>
+      <w:pPr>
+        <w:pStyle w:val="Ttulo3"/>
+        <w:rPr>
+          <w:rFonts w:ascii="Arial" w:hAnsi="Arial" w:eastAsia="Arial" w:cs="Arial"/>
+          <w:b/>
+          <w:sz w:val="24"/>
+          <w:szCs w:val="24"/>
+        </w:rPr>
+      </w:pPr>
+      <w:r>
+        <w:rPr>
+          <w:rStyle w:val="Nfaseforte"/>
+          <w:b/>
+        </w:rPr>
+        <w:t>Objetivo</w:t>
+      </w:r>
+    </w:p>
+    <w:p>
+      <w:pPr>
+        <w:pStyle w:val="Corpodotexto"/>
+        <w:rPr>
+          <w:rFonts w:ascii="Arial" w:hAnsi="Arial" w:eastAsia="Arial" w:cs="Arial"/>
+          <w:b/>
+          <w:sz w:val="24"/>
+          <w:szCs w:val="24"/>
+        </w:rPr>
+      </w:pPr>
+      <w:r>
+        <w:rPr/>
+        <w:t>Transição de carreira para a área de programação front-end, aplicando conhecimentos adquiridos em cursos de desenvolvimento web e habilidades técnicas prévias para colaborar em projetos que demandem qualidade, inovação e eficiência.</w:t>
+      </w:r>
+    </w:p>
+    <w:p>
+      <w:pPr>
+        <w:pStyle w:val="Ttulo3"/>
+        <w:rPr>
+          <w:rFonts w:ascii="Arial" w:hAnsi="Arial" w:eastAsia="Arial" w:cs="Arial"/>
+          <w:b/>
+          <w:sz w:val="24"/>
+          <w:szCs w:val="24"/>
+        </w:rPr>
+      </w:pPr>
+      <w:r>
+        <w:rPr>
+          <w:rStyle w:val="Nfaseforte"/>
+          <w:b/>
+        </w:rPr>
+        <w:t>Qualificações</w:t>
+      </w:r>
+    </w:p>
+    <w:p>
+      <w:pPr>
+        <w:pStyle w:val="Corpodotexto"/>
+        <w:numPr>
+          <w:ilvl w:val="0"/>
+          <w:numId w:val="1"/>
+        </w:numPr>
+        <w:tabs>
+          <w:tab w:val="clear" w:pos="720"/>
+          <w:tab w:val="left" w:pos="0" w:leader="none"/>
+        </w:tabs>
+        <w:spacing w:before="0" w:after="0"/>
+        <w:ind w:left="709" w:hanging="283"/>
+        <w:rPr>
+          <w:rFonts w:ascii="Arial" w:hAnsi="Arial" w:eastAsia="Arial" w:cs="Arial"/>
+          <w:b/>
+          <w:sz w:val="24"/>
+          <w:szCs w:val="24"/>
+        </w:rPr>
+      </w:pPr>
+      <w:r>
+        <w:rPr>
+          <w:rStyle w:val="Nfaseforte"/>
+        </w:rPr>
+        <w:t>Desenvolvimento Front-End</w:t>
+      </w:r>
+      <w:r>
+        <w:rPr/>
+        <w:t>: Conhecimento em HTML, CSS, JavaScript, React e frameworks modernos. Focado em criar interfaces de usuário responsivas, acessíveis e otimizadas para diferentes dispositivos.</w:t>
+      </w:r>
+    </w:p>
+    <w:p>
+      <w:pPr>
+        <w:pStyle w:val="Corpodotexto"/>
+        <w:numPr>
+          <w:ilvl w:val="0"/>
+          <w:numId w:val="1"/>
+        </w:numPr>
+        <w:tabs>
+          <w:tab w:val="clear" w:pos="720"/>
+          <w:tab w:val="left" w:pos="0" w:leader="none"/>
+        </w:tabs>
+        <w:spacing w:before="0" w:after="0"/>
+        <w:ind w:left="709" w:hanging="283"/>
+        <w:rPr>
+          <w:rFonts w:ascii="Arial" w:hAnsi="Arial" w:eastAsia="Arial" w:cs="Arial"/>
+          <w:b/>
+          <w:sz w:val="24"/>
+          <w:szCs w:val="24"/>
+        </w:rPr>
+      </w:pPr>
+      <w:r>
+        <w:rPr>
+          <w:rStyle w:val="Nfaseforte"/>
+        </w:rPr>
+        <w:t>Desenvolvimento Fullstack Web (Cursando)</w:t>
+      </w:r>
+      <w:r>
+        <w:rPr/>
+        <w:t>: Formação em desenvolvimento completo de aplicações web, incluindo back-end e front-end, pela Trybe.</w:t>
+      </w:r>
+    </w:p>
+    <w:p>
+      <w:pPr>
+        <w:pStyle w:val="Corpodotexto"/>
+        <w:numPr>
+          <w:ilvl w:val="0"/>
+          <w:numId w:val="1"/>
+        </w:numPr>
+        <w:tabs>
+          <w:tab w:val="clear" w:pos="720"/>
+          <w:tab w:val="left" w:pos="0" w:leader="none"/>
+        </w:tabs>
+        <w:spacing w:before="0" w:after="0"/>
+        <w:ind w:left="709" w:hanging="283"/>
+        <w:rPr>
+          <w:rFonts w:ascii="Arial" w:hAnsi="Arial" w:eastAsia="Arial" w:cs="Arial"/>
+          <w:b/>
+          <w:sz w:val="24"/>
+          <w:szCs w:val="24"/>
+        </w:rPr>
+      </w:pPr>
+      <w:r>
+        <w:rPr>
+          <w:rStyle w:val="Nfaseforte"/>
+        </w:rPr>
+        <w:t>Programação em Java</w:t>
+      </w:r>
+      <w:r>
+        <w:rPr/>
+        <w:t>: Formação em desenvolvimento back-end com Java, incluindo práticas de programação orientada a objetos, pela Santander Open Academy (DIO).</w:t>
+      </w:r>
+    </w:p>
+    <w:p>
+      <w:pPr>
+        <w:pStyle w:val="Corpodotexto"/>
+        <w:numPr>
+          <w:ilvl w:val="0"/>
+          <w:numId w:val="1"/>
+        </w:numPr>
+        <w:tabs>
+          <w:tab w:val="clear" w:pos="720"/>
+          <w:tab w:val="left" w:pos="0" w:leader="none"/>
+        </w:tabs>
+        <w:spacing w:before="0" w:after="0"/>
+        <w:ind w:left="709" w:hanging="283"/>
+        <w:rPr>
+          <w:rFonts w:ascii="Arial" w:hAnsi="Arial" w:eastAsia="Arial" w:cs="Arial"/>
+          <w:b/>
+          <w:sz w:val="24"/>
+          <w:szCs w:val="24"/>
+        </w:rPr>
+      </w:pPr>
+      <w:r>
+        <w:rPr>
+          <w:rStyle w:val="Nfaseforte"/>
+        </w:rPr>
+        <w:t>Formação Técnica</w:t>
+      </w:r>
+      <w:r>
+        <w:rPr/>
+        <w:t>: Sólida base técnica em Análise e Desenvolvimento de Sistemas, Suporte de TI, e Redes de Computadores pela ETEPAM-PE, complementada por conhecimentos em hardware, software, e redes.</w:t>
+      </w:r>
+    </w:p>
+    <w:p>
+      <w:pPr>
+        <w:pStyle w:val="Corpodotexto"/>
+        <w:numPr>
+          <w:ilvl w:val="0"/>
+          <w:numId w:val="1"/>
+        </w:numPr>
+        <w:tabs>
+          <w:tab w:val="clear" w:pos="720"/>
+          <w:tab w:val="left" w:pos="0" w:leader="none"/>
+        </w:tabs>
+        <w:spacing w:before="0" w:after="0"/>
+        <w:ind w:left="709" w:hanging="283"/>
+        <w:rPr>
+          <w:rFonts w:ascii="Arial" w:hAnsi="Arial" w:eastAsia="Arial" w:cs="Arial"/>
+          <w:b/>
+          <w:sz w:val="24"/>
+          <w:szCs w:val="24"/>
+        </w:rPr>
+      </w:pPr>
+      <w:r>
+        <w:rPr>
+          <w:rStyle w:val="Nfaseforte"/>
+        </w:rPr>
+        <w:t>Experiência em Suporte Técnico</w:t>
+      </w:r>
+      <w:r>
+        <w:rPr/>
+        <w:t>: Capacidade de resolver problemas técnicos complexos de hardware e software, com 5 anos de experiência como técnico autônomo.</w:t>
+      </w:r>
+    </w:p>
+    <w:p>
+      <w:pPr>
+        <w:pStyle w:val="Corpodotexto"/>
+        <w:numPr>
+          <w:ilvl w:val="0"/>
+          <w:numId w:val="1"/>
+        </w:numPr>
+        <w:tabs>
+          <w:tab w:val="clear" w:pos="720"/>
+          <w:tab w:val="left" w:pos="0" w:leader="none"/>
+        </w:tabs>
+        <w:ind w:left="709" w:hanging="283"/>
+        <w:rPr>
+          <w:rFonts w:ascii="Arial" w:hAnsi="Arial" w:eastAsia="Arial" w:cs="Arial"/>
+          <w:b/>
+          <w:sz w:val="24"/>
+          <w:szCs w:val="24"/>
+        </w:rPr>
+      </w:pPr>
+      <w:r>
+        <w:rPr>
+          <w:rStyle w:val="Nfaseforte"/>
+        </w:rPr>
+        <w:t>Ferramentas de Design e Produtividade</w:t>
+      </w:r>
+      <w:r>
+        <w:rPr/>
+        <w:t>: Conhecimento prático em CorelDraw, Adobe Photoshop, e Pacote Office, adquirido durante o Programa Intel de suporte técnico.</w:t>
+      </w:r>
+    </w:p>
+    <w:p>
+      <w:pPr>
+        <w:pStyle w:val="Ttulo3"/>
+        <w:rPr>
+          <w:rFonts w:ascii="Arial" w:hAnsi="Arial" w:eastAsia="Arial" w:cs="Arial"/>
+          <w:b/>
+          <w:sz w:val="24"/>
+          <w:szCs w:val="24"/>
+        </w:rPr>
+      </w:pPr>
+      <w:r>
+        <w:rPr>
+          <w:rStyle w:val="Nfaseforte"/>
+          <w:b/>
+        </w:rPr>
+        <w:t>Experiência Profissional</w:t>
+      </w:r>
+    </w:p>
+    <w:p>
+      <w:pPr>
+        <w:pStyle w:val="Corpodotexto"/>
+        <w:rPr>
+          <w:rFonts w:ascii="Arial" w:hAnsi="Arial" w:eastAsia="Arial" w:cs="Arial"/>
+          <w:b/>
+          <w:sz w:val="24"/>
+          <w:szCs w:val="24"/>
+        </w:rPr>
+      </w:pPr>
+      <w:r>
+        <w:rPr>
+          <w:rStyle w:val="Nfaseforte"/>
+        </w:rPr>
+        <w:t>Técnico em Suporte de TI | Freelancer</w:t>
+      </w:r>
+      <w:r>
+        <w:rPr/>
+        <w:br/>
+      </w:r>
+      <w:r>
+        <w:rPr>
+          <w:rStyle w:val="Nfase"/>
+        </w:rPr>
+        <w:t>Paulista-PE | 5 anos</w:t>
+      </w:r>
+    </w:p>
+    <w:p>
+      <w:pPr>
+        <w:pStyle w:val="Corpodotexto"/>
         <w:numPr>
           <w:ilvl w:val="0"/>
           <w:numId w:val="2"/>
         </w:numPr>
+        <w:tabs>
+          <w:tab w:val="clear" w:pos="720"/>
+          <w:tab w:val="left" w:pos="0" w:leader="none"/>
+        </w:tabs>
         <w:spacing w:before="0" w:after="0"/>
-        <w:rPr>
-          <w:rFonts w:ascii="OpenSans;Arial;sans-serif" w:hAnsi="OpenSans;Arial;sans-serif"/>
-          <w:b w:val="false"/>
-          <w:b w:val="false"/>
-          <w:bCs w:val="false"/>
-          <w:i w:val="false"/>
-          <w:caps w:val="false"/>
-          <w:smallCaps w:val="false"/>
-          <w:color w:val="FAFAFA"/>
-          <w:spacing w:val="0"/>
-          <w:sz w:val="41"/>
-        </w:rPr>
-      </w:pPr>
-      <w:r>
-        <w:rPr>
-          <w:rFonts w:eastAsia="Arial" w:cs="Arial" w:ascii="Arial" w:hAnsi="Arial"/>
-          <w:b w:val="false"/>
-          <w:bCs w:val="false"/>
-          <w:i w:val="false"/>
-          <w:caps w:val="false"/>
-          <w:smallCaps w:val="false"/>
-          <w:color w:val="000000"/>
-          <w:spacing w:val="0"/>
-          <w:sz w:val="24"/>
-          <w:szCs w:val="24"/>
-        </w:rPr>
-        <w:t>Santander 2024 - Backend com Java</w:t>
-      </w:r>
-    </w:p>
-    <w:p>
-      <w:pPr>
-        <w:pStyle w:val="LOnormal"/>
-        <w:numPr>
-          <w:ilvl w:val="0"/>
-          <w:numId w:val="0"/>
-        </w:numPr>
-        <w:spacing w:before="0" w:after="0"/>
-        <w:ind w:left="720" w:hanging="0"/>
-        <w:rPr>
-          <w:color w:val="000000"/>
-          <w:sz w:val="24"/>
-          <w:szCs w:val="24"/>
-        </w:rPr>
-      </w:pPr>
-      <w:r>
-        <w:rPr>
-          <w:rFonts w:eastAsia="Arial" w:cs="Arial" w:ascii="Arial" w:hAnsi="Arial"/>
-          <w:color w:val="000000"/>
-          <w:sz w:val="24"/>
-          <w:szCs w:val="24"/>
-        </w:rPr>
-        <w:t xml:space="preserve">            </w:t>
-      </w:r>
-      <w:r>
-        <w:rPr>
-          <w:rFonts w:eastAsia="Arial" w:cs="Arial" w:ascii="Arial" w:hAnsi="Arial"/>
-          <w:color w:val="000000"/>
-          <w:sz w:val="24"/>
-          <w:szCs w:val="24"/>
-        </w:rPr>
-        <w:t>Santander Open Academy (DIO – Digital inovation One)</w:t>
-      </w:r>
-    </w:p>
-    <w:p>
-      <w:pPr>
-        <w:pStyle w:val="LOnormal"/>
-        <w:numPr>
-          <w:ilvl w:val="0"/>
-          <w:numId w:val="0"/>
-        </w:numPr>
-        <w:spacing w:before="0" w:after="0"/>
-        <w:ind w:left="720" w:hanging="0"/>
-        <w:rPr>
-          <w:color w:val="000000"/>
-          <w:sz w:val="24"/>
-          <w:szCs w:val="24"/>
-        </w:rPr>
-      </w:pPr>
-      <w:r>
-        <w:rPr/>
-      </w:r>
-    </w:p>
-    <w:p>
-      <w:pPr>
-        <w:pStyle w:val="LOnormal"/>
+        <w:ind w:left="709" w:hanging="283"/>
+        <w:rPr>
+          <w:rFonts w:ascii="Arial" w:hAnsi="Arial" w:eastAsia="Arial" w:cs="Arial"/>
+          <w:b/>
+          <w:sz w:val="24"/>
+          <w:szCs w:val="24"/>
+        </w:rPr>
+      </w:pPr>
+      <w:r>
+        <w:rPr/>
+        <w:t>Solucionei problemas técnicos de hardware e software em PCs, notebooks e impressoras, utilizando conhecimentos avançados de TI.</w:t>
+      </w:r>
+    </w:p>
+    <w:p>
+      <w:pPr>
+        <w:pStyle w:val="Corpodotexto"/>
         <w:numPr>
           <w:ilvl w:val="0"/>
           <w:numId w:val="2"/>
         </w:numPr>
-        <w:spacing w:before="0" w:after="0"/>
-        <w:rPr>
-          <w:color w:val="000000"/>
-          <w:sz w:val="24"/>
-          <w:szCs w:val="24"/>
-        </w:rPr>
-      </w:pPr>
-      <w:r>
-        <w:rPr>
-          <w:rFonts w:eastAsia="Arial" w:cs="Arial" w:ascii="Arial" w:hAnsi="Arial"/>
-          <w:color w:val="000000"/>
-          <w:sz w:val="24"/>
-          <w:szCs w:val="24"/>
-        </w:rPr>
-        <w:t>Fullstack Web Developer (Cursando)</w:t>
-      </w:r>
-    </w:p>
-    <w:p>
-      <w:pPr>
-        <w:pStyle w:val="LOnormal"/>
-        <w:spacing w:before="0" w:after="0"/>
-        <w:ind w:left="720" w:hanging="0"/>
-        <w:rPr>
-          <w:color w:val="000000"/>
-          <w:sz w:val="24"/>
-          <w:szCs w:val="24"/>
-        </w:rPr>
-      </w:pPr>
-      <w:r>
-        <w:rPr>
-          <w:color w:val="000000"/>
-        </w:rPr>
-        <w:tab/>
-        <w:t xml:space="preserve"> TRYBE TECHNOLOGICAL SCHOOL</w:t>
-      </w:r>
-    </w:p>
-    <w:p>
-      <w:pPr>
-        <w:pStyle w:val="LOnormal"/>
-        <w:spacing w:lineRule="auto" w:line="240" w:before="0" w:after="0"/>
-        <w:rPr>
-          <w:rFonts w:ascii="Arial" w:hAnsi="Arial" w:eastAsia="Arial" w:cs="Arial"/>
-          <w:b/>
-          <w:b/>
-          <w:sz w:val="24"/>
-          <w:szCs w:val="24"/>
-        </w:rPr>
-      </w:pPr>
-      <w:r>
-        <w:rPr>
-          <w:rFonts w:eastAsia="Arial" w:cs="Arial" w:ascii="Arial" w:hAnsi="Arial"/>
-          <w:b/>
-          <w:sz w:val="24"/>
-          <w:szCs w:val="24"/>
-        </w:rPr>
-      </w:r>
-    </w:p>
-    <w:p>
-      <w:pPr>
-        <w:pStyle w:val="LOnormal"/>
+        <w:tabs>
+          <w:tab w:val="clear" w:pos="720"/>
+          <w:tab w:val="left" w:pos="0" w:leader="none"/>
+        </w:tabs>
+        <w:ind w:left="709" w:hanging="283"/>
+        <w:rPr>
+          <w:rFonts w:ascii="Arial" w:hAnsi="Arial" w:eastAsia="Arial" w:cs="Arial"/>
+          <w:b/>
+          <w:sz w:val="24"/>
+          <w:szCs w:val="24"/>
+        </w:rPr>
+      </w:pPr>
+      <w:r>
+        <w:rPr/>
+        <w:t>Realizei a instalação e configuração de componentes e software, garantindo o pleno funcionamento dos sistemas dos clientes.</w:t>
+      </w:r>
+    </w:p>
+    <w:p>
+      <w:pPr>
+        <w:pStyle w:val="Corpodotexto"/>
+        <w:rPr>
+          <w:rFonts w:ascii="Arial" w:hAnsi="Arial" w:eastAsia="Arial" w:cs="Arial"/>
+          <w:b/>
+          <w:sz w:val="24"/>
+          <w:szCs w:val="24"/>
+        </w:rPr>
+      </w:pPr>
+      <w:r>
+        <w:rPr>
+          <w:rStyle w:val="Nfaseforte"/>
+        </w:rPr>
+        <w:t>Vendedor Técnico | DECATHLON</w:t>
+      </w:r>
+      <w:r>
+        <w:rPr/>
+        <w:br/>
+      </w:r>
+      <w:r>
+        <w:rPr>
+          <w:rStyle w:val="Nfase"/>
+        </w:rPr>
+        <w:t>Paulista-PE | [Ano de Início] - [Ano de Término]</w:t>
+      </w:r>
+    </w:p>
+    <w:p>
+      <w:pPr>
+        <w:pStyle w:val="Corpodotexto"/>
         <w:numPr>
           <w:ilvl w:val="0"/>
-          <w:numId w:val="2"/>
+          <w:numId w:val="3"/>
         </w:numPr>
+        <w:tabs>
+          <w:tab w:val="clear" w:pos="720"/>
+          <w:tab w:val="left" w:pos="0" w:leader="none"/>
+        </w:tabs>
         <w:spacing w:before="0" w:after="0"/>
-        <w:rPr>
-          <w:color w:val="000000"/>
-          <w:sz w:val="24"/>
-          <w:szCs w:val="24"/>
-        </w:rPr>
-      </w:pPr>
-      <w:r>
-        <w:rPr>
-          <w:rFonts w:eastAsia="Arial" w:cs="Arial" w:ascii="Arial" w:hAnsi="Arial"/>
-          <w:color w:val="000000"/>
-          <w:sz w:val="24"/>
-          <w:szCs w:val="24"/>
-        </w:rPr>
-        <w:t>Tec. Análises e Desenvolvimentos de Sistemas</w:t>
-      </w:r>
-    </w:p>
-    <w:p>
-      <w:pPr>
-        <w:pStyle w:val="LOnormal"/>
-        <w:spacing w:before="0" w:after="0"/>
-        <w:ind w:left="720" w:hanging="0"/>
-        <w:rPr>
-          <w:color w:val="000000"/>
-          <w:sz w:val="24"/>
-          <w:szCs w:val="24"/>
-        </w:rPr>
-      </w:pPr>
-      <w:r>
-        <w:rPr>
-          <w:color w:val="000000"/>
-        </w:rPr>
-        <w:tab/>
-        <w:t xml:space="preserve"> ESCOLA TÉCNICA ESTADUAL DE PERNAMBUCO (ETEPAM-PE)</w:t>
-      </w:r>
-    </w:p>
-    <w:p>
-      <w:pPr>
-        <w:pStyle w:val="LOnormal"/>
-        <w:spacing w:before="0" w:after="0"/>
-        <w:ind w:left="720" w:hanging="0"/>
-        <w:rPr>
-          <w:color w:val="000000"/>
-          <w:sz w:val="24"/>
-          <w:szCs w:val="24"/>
-        </w:rPr>
-      </w:pPr>
-      <w:r>
-        <w:rPr/>
-      </w:r>
-    </w:p>
-    <w:p>
-      <w:pPr>
-        <w:pStyle w:val="LOnormal"/>
+        <w:ind w:left="709" w:hanging="283"/>
+        <w:rPr>
+          <w:rFonts w:ascii="Arial" w:hAnsi="Arial" w:eastAsia="Arial" w:cs="Arial"/>
+          <w:b/>
+          <w:sz w:val="24"/>
+          <w:szCs w:val="24"/>
+        </w:rPr>
+      </w:pPr>
+      <w:r>
+        <w:rPr/>
+        <w:t>Atuei como vendedor técnico, oferecendo atendimento especializado em produtos tecnológicos, incluindo vendas omnichannel (app/internet).</w:t>
+      </w:r>
+    </w:p>
+    <w:p>
+      <w:pPr>
+        <w:pStyle w:val="Corpodotexto"/>
         <w:numPr>
           <w:ilvl w:val="0"/>
-          <w:numId w:val="2"/>
+          <w:numId w:val="3"/>
         </w:numPr>
-        <w:spacing w:before="0" w:after="0"/>
-        <w:rPr>
-          <w:color w:val="000000"/>
-          <w:sz w:val="24"/>
-          <w:szCs w:val="24"/>
-        </w:rPr>
-      </w:pPr>
-      <w:r>
-        <w:rPr>
-          <w:rFonts w:eastAsia="Arial" w:cs="Arial" w:ascii="Arial" w:hAnsi="Arial"/>
-          <w:color w:val="000000"/>
-          <w:sz w:val="24"/>
-          <w:szCs w:val="24"/>
-        </w:rPr>
-        <w:t xml:space="preserve">Tec. </w:t>
-      </w:r>
-      <w:r>
-        <w:rPr>
-          <w:rFonts w:eastAsia="Arial" w:cs="Arial" w:ascii="Arial" w:hAnsi="Arial"/>
-          <w:color w:val="000000"/>
-          <w:sz w:val="24"/>
-          <w:szCs w:val="24"/>
-        </w:rPr>
-        <w:t>Em Suporte de TI</w:t>
-      </w:r>
-    </w:p>
-    <w:p>
-      <w:pPr>
-        <w:pStyle w:val="LOnormal"/>
+        <w:tabs>
+          <w:tab w:val="clear" w:pos="720"/>
+          <w:tab w:val="left" w:pos="0" w:leader="none"/>
+        </w:tabs>
+        <w:ind w:left="709" w:hanging="283"/>
+        <w:rPr>
+          <w:rFonts w:ascii="Arial" w:hAnsi="Arial" w:eastAsia="Arial" w:cs="Arial"/>
+          <w:b/>
+          <w:sz w:val="24"/>
+          <w:szCs w:val="24"/>
+        </w:rPr>
+      </w:pPr>
+      <w:r>
+        <w:rPr/>
+        <w:t>Gerenciei uma seção da loja, lidando com compras, pedidos, controle de estoque e layout de produtos, sempre visando maximizar as vendas.</w:t>
+      </w:r>
+    </w:p>
+    <w:p>
+      <w:pPr>
+        <w:pStyle w:val="Corpodotexto"/>
+        <w:rPr>
+          <w:rFonts w:ascii="Arial" w:hAnsi="Arial" w:eastAsia="Arial" w:cs="Arial"/>
+          <w:b/>
+          <w:sz w:val="24"/>
+          <w:szCs w:val="24"/>
+        </w:rPr>
+      </w:pPr>
+      <w:r>
+        <w:rPr>
+          <w:rStyle w:val="Nfaseforte"/>
+        </w:rPr>
+        <w:t>Assistente de Loja | Centauro</w:t>
+      </w:r>
+      <w:r>
+        <w:rPr/>
+        <w:br/>
+      </w:r>
+      <w:r>
+        <w:rPr>
+          <w:rStyle w:val="Nfase"/>
+        </w:rPr>
+        <w:t>Paulista-PE | [Ano de Início] - [Ano de Término]</w:t>
+      </w:r>
+    </w:p>
+    <w:p>
+      <w:pPr>
+        <w:pStyle w:val="Corpodotexto"/>
         <w:numPr>
           <w:ilvl w:val="0"/>
-          <w:numId w:val="0"/>
+          <w:numId w:val="4"/>
         </w:numPr>
+        <w:tabs>
+          <w:tab w:val="clear" w:pos="720"/>
+          <w:tab w:val="left" w:pos="0" w:leader="none"/>
+        </w:tabs>
+        <w:ind w:left="709" w:hanging="283"/>
+        <w:rPr>
+          <w:rFonts w:ascii="Arial" w:hAnsi="Arial" w:eastAsia="Arial" w:cs="Arial"/>
+          <w:b/>
+          <w:sz w:val="24"/>
+          <w:szCs w:val="24"/>
+        </w:rPr>
+      </w:pPr>
+      <w:r>
+        <w:rPr/>
+        <w:t>Fui responsável por atender clientes, oferecer suporte técnico em produtos como bicicletas e organizar o estoque, além de gerenciar logística reversa.</w:t>
+      </w:r>
+    </w:p>
+    <w:p>
+      <w:pPr>
+        <w:pStyle w:val="Ttulo3"/>
+        <w:rPr>
+          <w:rFonts w:ascii="Arial" w:hAnsi="Arial" w:eastAsia="Arial" w:cs="Arial"/>
+          <w:b/>
+          <w:sz w:val="24"/>
+          <w:szCs w:val="24"/>
+        </w:rPr>
+      </w:pPr>
+      <w:r>
+        <w:rPr>
+          <w:rStyle w:val="Nfaseforte"/>
+          <w:b/>
+        </w:rPr>
+        <w:t>Projetos</w:t>
+      </w:r>
+    </w:p>
+    <w:p>
+      <w:pPr>
+        <w:pStyle w:val="Corpodotexto"/>
         <w:spacing w:before="0" w:after="0"/>
-        <w:ind w:left="720" w:hanging="0"/>
-        <w:rPr>
-          <w:color w:val="000000"/>
-          <w:sz w:val="24"/>
-          <w:szCs w:val="24"/>
-        </w:rPr>
-      </w:pPr>
-      <w:r>
-        <w:rPr>
-          <w:rFonts w:eastAsia="Arial" w:cs="Arial" w:ascii="Arial" w:hAnsi="Arial"/>
-          <w:color w:val="000000"/>
-          <w:sz w:val="24"/>
-          <w:szCs w:val="24"/>
-        </w:rPr>
-        <w:t xml:space="preserve">             </w:t>
-      </w:r>
-      <w:r>
-        <w:rPr>
-          <w:rFonts w:eastAsia="Arial" w:cs="Arial" w:ascii="Arial" w:hAnsi="Arial"/>
-          <w:color w:val="000000"/>
-          <w:sz w:val="24"/>
-          <w:szCs w:val="24"/>
-        </w:rPr>
-        <w:t>ESCOLA TÉCNICA ESTADUAL DE PERNAMBUCO (ETEPAM-PE)</w:t>
-      </w:r>
-    </w:p>
-    <w:p>
-      <w:pPr>
-        <w:pStyle w:val="LOnormal"/>
-        <w:numPr>
-          <w:ilvl w:val="0"/>
-          <w:numId w:val="2"/>
-        </w:numPr>
+        <w:ind w:left="0" w:hanging="0"/>
+        <w:jc w:val="left"/>
+        <w:rPr>
+          <w:rFonts w:ascii="Arial" w:hAnsi="Arial" w:eastAsia="Arial" w:cs="Arial"/>
+          <w:b/>
+          <w:sz w:val="24"/>
+          <w:szCs w:val="24"/>
+        </w:rPr>
+      </w:pPr>
+      <w:r>
+        <w:rPr>
+          <w:rStyle w:val="Nfaseforte"/>
+        </w:rPr>
+        <w:t>Odiosa Official Website</w:t>
+      </w:r>
+      <w:r>
+        <w:rPr>
+          <w:rStyle w:val="Nfaseforte"/>
+        </w:rPr>
+        <w:t xml:space="preserve"> | Front-End Developer</w:t>
+      </w:r>
+      <w:r>
+        <w:rPr/>
+        <w:br/>
+        <w:t>Desenvolvi o site oficial para a banda de rock ODIOSA, com o objetivo de proporcionar</w:t>
+      </w:r>
+    </w:p>
+    <w:p>
+      <w:pPr>
+        <w:pStyle w:val="Corpodotexto"/>
         <w:spacing w:before="0" w:after="0"/>
-        <w:rPr>
-          <w:color w:val="000000"/>
-          <w:sz w:val="24"/>
-          <w:szCs w:val="24"/>
-        </w:rPr>
-      </w:pPr>
-      <w:r>
-        <w:rPr>
-          <w:rFonts w:eastAsia="Arial" w:cs="Arial" w:ascii="Arial" w:hAnsi="Arial"/>
-          <w:color w:val="000000"/>
-          <w:sz w:val="24"/>
-          <w:szCs w:val="24"/>
-        </w:rPr>
-        <w:t xml:space="preserve">Tec. </w:t>
-      </w:r>
-      <w:r>
-        <w:rPr>
-          <w:rFonts w:eastAsia="Arial" w:cs="Arial" w:ascii="Arial" w:hAnsi="Arial"/>
-          <w:color w:val="000000"/>
-          <w:sz w:val="24"/>
-          <w:szCs w:val="24"/>
-        </w:rPr>
-        <w:t>Em Redes de Computadores</w:t>
-      </w:r>
-    </w:p>
-    <w:p>
-      <w:pPr>
-        <w:pStyle w:val="LOnormal"/>
+        <w:ind w:left="0" w:hanging="0"/>
+        <w:jc w:val="left"/>
+        <w:rPr/>
+      </w:pPr>
+      <w:r>
+        <w:rPr/>
+        <w:t>uma experiência imersiva e interativa para os fãs. O design do site reflete a energia e a</w:t>
+      </w:r>
+    </w:p>
+    <w:p>
+      <w:pPr>
+        <w:pStyle w:val="Corpodotexto"/>
         <w:spacing w:before="0" w:after="0"/>
-        <w:ind w:left="720" w:hanging="0"/>
-        <w:rPr>
-          <w:color w:val="000000"/>
-          <w:sz w:val="24"/>
-          <w:szCs w:val="24"/>
-        </w:rPr>
-      </w:pPr>
-      <w:r>
-        <w:rPr>
-          <w:color w:val="000000"/>
-          <w:sz w:val="24"/>
-          <w:szCs w:val="24"/>
-        </w:rPr>
-        <w:tab/>
-        <w:t xml:space="preserve"> ESCOLA TÉCNICA ESTADUAL DE PERNAMBUCO (ETEPAM-PE)</w:t>
-      </w:r>
-    </w:p>
-    <w:p>
-      <w:pPr>
-        <w:pStyle w:val="LOnormal"/>
-        <w:spacing w:before="0" w:after="0"/>
-        <w:ind w:left="720" w:hanging="0"/>
-        <w:rPr>
-          <w:color w:val="000000"/>
-          <w:sz w:val="24"/>
-          <w:szCs w:val="24"/>
-        </w:rPr>
-      </w:pPr>
-      <w:r>
-        <w:rPr/>
-      </w:r>
-    </w:p>
-    <w:p>
-      <w:pPr>
-        <w:pStyle w:val="LOnormal"/>
-        <w:spacing w:before="0" w:after="0"/>
-        <w:ind w:left="720" w:hanging="360"/>
-        <w:rPr>
-          <w:color w:val="000000"/>
-          <w:sz w:val="24"/>
-          <w:szCs w:val="24"/>
-        </w:rPr>
-      </w:pPr>
-      <w:r>
-        <w:rPr>
-          <w:color w:val="000000"/>
-          <w:sz w:val="24"/>
-          <w:szCs w:val="24"/>
-        </w:rPr>
-      </w:r>
-    </w:p>
-    <w:p>
-      <w:pPr>
-        <w:pStyle w:val="LOnormal"/>
-        <w:numPr>
-          <w:ilvl w:val="0"/>
-          <w:numId w:val="2"/>
-        </w:numPr>
-        <w:spacing w:lineRule="auto" w:line="240" w:before="0" w:after="120"/>
-        <w:ind w:left="284" w:hanging="284"/>
-        <w:rPr>
-          <w:color w:val="323E4F"/>
-        </w:rPr>
-      </w:pPr>
-      <w:r>
-        <w:rPr>
-          <w:rFonts w:eastAsia="Verdana" w:cs="Verdana" w:ascii="Verdana" w:hAnsi="Verdana"/>
-          <w:color w:val="000000"/>
-        </w:rPr>
-        <w:t>Programa Intel de s</w:t>
-      </w:r>
-      <w:r>
-        <w:rPr>
-          <w:rFonts w:eastAsia="Arial" w:cs="Arial" w:ascii="Arial" w:hAnsi="Arial"/>
-          <w:color w:val="000000"/>
-          <w:sz w:val="24"/>
-          <w:szCs w:val="24"/>
-        </w:rPr>
-        <w:t>uporte técnico em hardware e software</w:t>
-      </w:r>
-      <w:r>
-        <w:rPr>
-          <w:rFonts w:eastAsia="Verdana" w:cs="Verdana" w:ascii="Verdana" w:hAnsi="Verdana"/>
-          <w:color w:val="323E4F"/>
-        </w:rPr>
-        <w:t xml:space="preserve">: Programação/montagem e manutenção de Micro, Redes, Pacote Office, </w:t>
-      </w:r>
-      <w:r>
-        <w:rPr>
-          <w:rFonts w:eastAsia="Verdana" w:cs="Verdana" w:ascii="Verdana" w:hAnsi="Verdana"/>
-          <w:color w:val="000000"/>
-        </w:rPr>
-        <w:t>CorelDraw, Adobe Photoshop.</w:t>
-      </w:r>
-      <w:r>
-        <w:rPr>
-          <w:rFonts w:eastAsia="Verdana" w:cs="Verdana" w:ascii="Verdana" w:hAnsi="Verdana"/>
-          <w:color w:val="323E4F"/>
-        </w:rPr>
+        <w:ind w:left="0" w:hanging="0"/>
+        <w:jc w:val="left"/>
+        <w:rPr/>
+      </w:pPr>
+      <w:r>
+        <w:rPr/>
         <w:t xml:space="preserve"> </w:t>
       </w:r>
       <w:r>
-        <w:rPr>
-          <w:rFonts w:eastAsia="Verdana" w:cs="Verdana" w:ascii="Verdana" w:hAnsi="Verdana"/>
-          <w:color w:val="222A35"/>
-        </w:rPr>
-        <w:t>(UNIBRATEC)</w:t>
-      </w:r>
-    </w:p>
-    <w:p>
-      <w:pPr>
-        <w:pStyle w:val="LOnormal"/>
-        <w:spacing w:before="0" w:after="0"/>
-        <w:ind w:left="720" w:hanging="0"/>
-        <w:rPr>
-          <w:rFonts w:ascii="Arial" w:hAnsi="Arial" w:eastAsia="Arial" w:cs="Arial"/>
-          <w:color w:val="000000"/>
-          <w:sz w:val="24"/>
-          <w:szCs w:val="24"/>
-        </w:rPr>
-      </w:pPr>
-      <w:r>
-        <w:rPr>
-          <w:rFonts w:eastAsia="Arial" w:cs="Arial" w:ascii="Arial" w:hAnsi="Arial"/>
-          <w:color w:val="000000"/>
-          <w:sz w:val="24"/>
-          <w:szCs w:val="24"/>
-        </w:rPr>
-      </w:r>
-    </w:p>
-    <w:p>
-      <w:pPr>
-        <w:pStyle w:val="LOnormal"/>
-        <w:rPr>
-          <w:rFonts w:ascii="Arial" w:hAnsi="Arial" w:eastAsia="Arial" w:cs="Arial"/>
-          <w:b/>
-          <w:b/>
-          <w:sz w:val="24"/>
-          <w:szCs w:val="24"/>
-        </w:rPr>
-      </w:pPr>
-      <w:r>
-        <w:rPr>
-          <w:rFonts w:eastAsia="Arial" w:cs="Arial" w:ascii="Arial" w:hAnsi="Arial"/>
-          <w:b/>
-          <w:sz w:val="24"/>
-          <w:szCs w:val="24"/>
-        </w:rPr>
-        <w:t>EXPERIÊNCIA PROFISSIONAL</w:t>
-      </w:r>
-    </w:p>
-    <w:p>
-      <w:pPr>
-        <w:pStyle w:val="LOnormal"/>
-        <w:numPr>
-          <w:ilvl w:val="0"/>
-          <w:numId w:val="1"/>
-        </w:numPr>
-        <w:rPr>
-          <w:color w:val="000000"/>
-          <w:sz w:val="24"/>
-          <w:szCs w:val="24"/>
-        </w:rPr>
-      </w:pPr>
-      <w:r>
-        <w:rPr>
-          <w:color w:val="000000"/>
-          <w:sz w:val="24"/>
-          <w:szCs w:val="24"/>
-        </w:rPr>
-        <w:t>Vendedor Técnico (DECATHLON)</w:t>
-      </w:r>
-    </w:p>
-    <w:p>
-      <w:pPr>
-        <w:pStyle w:val="LOnormal"/>
-        <w:ind w:left="720" w:hanging="0"/>
-        <w:rPr>
-          <w:color w:val="000000"/>
-          <w:sz w:val="24"/>
-          <w:szCs w:val="24"/>
-        </w:rPr>
-      </w:pPr>
-      <w:r>
-        <w:rPr>
-          <w:color w:val="000000"/>
-          <w:sz w:val="24"/>
-          <w:szCs w:val="24"/>
-        </w:rPr>
-        <w:t>Atendimento ao cliente, vendas técnicas, Omni canal (vendas por app/internet, suporte ao cliente via Oracle)</w:t>
-      </w:r>
-    </w:p>
-    <w:p>
-      <w:pPr>
-        <w:pStyle w:val="LOnormal"/>
-        <w:ind w:left="720" w:hanging="0"/>
-        <w:rPr>
-          <w:color w:val="000000"/>
-          <w:sz w:val="24"/>
-          <w:szCs w:val="24"/>
-        </w:rPr>
-      </w:pPr>
-      <w:r>
-        <w:rPr>
-          <w:color w:val="000000"/>
-          <w:sz w:val="24"/>
-          <w:szCs w:val="24"/>
-        </w:rPr>
-        <w:t>Gerenciamento de seção (compras, pedido de artigos/produtos, controle de produtos da seção, dinamismo comercial, top vendas com os produtos da loja e layout do perímetro)</w:t>
-      </w:r>
-    </w:p>
-    <w:p>
-      <w:pPr>
-        <w:pStyle w:val="LOnormal"/>
-        <w:ind w:left="720" w:hanging="0"/>
-        <w:rPr>
-          <w:color w:val="000000"/>
-          <w:sz w:val="24"/>
-          <w:szCs w:val="24"/>
-        </w:rPr>
-      </w:pPr>
-      <w:r>
-        <w:rPr>
-          <w:color w:val="000000"/>
-          <w:sz w:val="24"/>
-          <w:szCs w:val="24"/>
-        </w:rPr>
-      </w:r>
-    </w:p>
-    <w:p>
-      <w:pPr>
-        <w:pStyle w:val="LOnormal"/>
-        <w:numPr>
-          <w:ilvl w:val="0"/>
-          <w:numId w:val="1"/>
-        </w:numPr>
-        <w:rPr>
-          <w:color w:val="000000"/>
-          <w:sz w:val="24"/>
-          <w:szCs w:val="24"/>
-        </w:rPr>
-      </w:pPr>
-      <w:r>
-        <w:rPr>
-          <w:rFonts w:eastAsia="Arial" w:cs="Arial" w:ascii="Arial" w:hAnsi="Arial"/>
-          <w:color w:val="000000"/>
-          <w:sz w:val="24"/>
-          <w:szCs w:val="24"/>
-        </w:rPr>
-        <w:t>Suporte Técnico em TI (</w:t>
-      </w:r>
-      <w:r>
-        <w:rPr>
-          <w:rFonts w:eastAsia="Arial" w:cs="Arial" w:ascii="Arial" w:hAnsi="Arial"/>
-          <w:color w:val="000000"/>
-          <w:sz w:val="24"/>
-          <w:szCs w:val="24"/>
-        </w:rPr>
-        <w:t>Autonomo</w:t>
-      </w:r>
-      <w:r>
-        <w:rPr>
-          <w:rFonts w:eastAsia="Arial" w:cs="Arial" w:ascii="Arial" w:hAnsi="Arial"/>
-          <w:color w:val="000000"/>
-          <w:sz w:val="24"/>
-          <w:szCs w:val="24"/>
-        </w:rPr>
-        <w:t>) 5 anos</w:t>
-      </w:r>
-    </w:p>
-    <w:p>
-      <w:pPr>
-        <w:pStyle w:val="LOnormal"/>
-        <w:ind w:left="720" w:hanging="0"/>
-        <w:rPr>
-          <w:rFonts w:ascii="Arial" w:hAnsi="Arial" w:eastAsia="Arial" w:cs="Arial"/>
-          <w:color w:val="000000"/>
-          <w:sz w:val="24"/>
-          <w:szCs w:val="24"/>
-        </w:rPr>
-      </w:pPr>
-      <w:r>
-        <w:rPr>
-          <w:rFonts w:eastAsia="Arial" w:cs="Arial" w:ascii="Arial" w:hAnsi="Arial"/>
-          <w:color w:val="000000"/>
-          <w:sz w:val="24"/>
-          <w:szCs w:val="24"/>
-        </w:rPr>
-        <w:t>Realização de visitas a fim de solucionar problemas técnicos de hardware e software de PC, notebooks e impressoras, instalações de componentes, programações e instalações de softwares.</w:t>
-      </w:r>
-    </w:p>
-    <w:p>
-      <w:pPr>
-        <w:pStyle w:val="LOnormal"/>
-        <w:ind w:left="720" w:hanging="0"/>
-        <w:rPr>
-          <w:color w:val="000000"/>
-          <w:sz w:val="24"/>
-          <w:szCs w:val="24"/>
-        </w:rPr>
-      </w:pPr>
-      <w:r>
-        <w:rPr>
-          <w:color w:val="000000"/>
-          <w:sz w:val="24"/>
-          <w:szCs w:val="24"/>
-        </w:rPr>
-      </w:r>
-    </w:p>
-    <w:p>
-      <w:pPr>
-        <w:pStyle w:val="LOnormal"/>
-        <w:numPr>
-          <w:ilvl w:val="0"/>
-          <w:numId w:val="1"/>
-        </w:numPr>
-        <w:rPr>
-          <w:color w:val="000000"/>
-          <w:sz w:val="24"/>
-          <w:szCs w:val="24"/>
-        </w:rPr>
-      </w:pPr>
-      <w:r>
-        <w:rPr>
-          <w:rFonts w:eastAsia="Arial" w:cs="Arial" w:ascii="Arial" w:hAnsi="Arial"/>
-          <w:color w:val="000000"/>
-          <w:sz w:val="24"/>
-          <w:szCs w:val="24"/>
-        </w:rPr>
-        <w:t>Assistente de Loja (Centauro) 3 anos</w:t>
-      </w:r>
-    </w:p>
-    <w:p>
-      <w:pPr>
-        <w:pStyle w:val="LOnormal"/>
-        <w:rPr>
-          <w:rFonts w:ascii="Arial" w:hAnsi="Arial" w:eastAsia="Arial" w:cs="Arial"/>
-          <w:sz w:val="24"/>
-          <w:szCs w:val="24"/>
-        </w:rPr>
-      </w:pPr>
-      <w:r>
-        <w:rPr>
-          <w:rFonts w:eastAsia="Arial" w:cs="Arial" w:ascii="Arial" w:hAnsi="Arial"/>
-          <w:sz w:val="24"/>
-          <w:szCs w:val="24"/>
-        </w:rPr>
-        <w:t>Atendimento e explicações sobre tecnologias relacionadas as bikes, r</w:t>
-      </w:r>
-      <w:r>
-        <w:rPr>
-          <w:rFonts w:eastAsia="Arial" w:cs="Arial" w:ascii="Arial" w:hAnsi="Arial"/>
-          <w:color w:val="000000"/>
-          <w:sz w:val="24"/>
-          <w:szCs w:val="24"/>
-        </w:rPr>
-        <w:t>ecebimento de mercadorias, entradas em notas fiscais, organização do estoque, Logística reversa e Suporte técnico pós vendas.</w:t>
-      </w:r>
-      <w:r>
-        <w:rPr>
-          <w:rFonts w:eastAsia="Arial" w:cs="Arial" w:ascii="Arial" w:hAnsi="Arial"/>
-          <w:sz w:val="24"/>
-          <w:szCs w:val="24"/>
-        </w:rPr>
-        <w:t xml:space="preserve">  </w:t>
-      </w:r>
-    </w:p>
-    <w:p>
-      <w:pPr>
-        <w:pStyle w:val="LOnormal"/>
-        <w:rPr>
-          <w:rFonts w:ascii="Arial" w:hAnsi="Arial" w:eastAsia="Arial" w:cs="Arial"/>
-          <w:sz w:val="24"/>
-          <w:szCs w:val="24"/>
-        </w:rPr>
-      </w:pPr>
-      <w:r>
-        <w:rPr>
-          <w:rFonts w:eastAsia="Arial" w:cs="Arial" w:ascii="Arial" w:hAnsi="Arial"/>
-          <w:sz w:val="24"/>
-          <w:szCs w:val="24"/>
-        </w:rPr>
-      </w:r>
-    </w:p>
-    <w:p>
-      <w:pPr>
-        <w:pStyle w:val="LOnormal"/>
-        <w:rPr>
-          <w:rFonts w:ascii="Arial" w:hAnsi="Arial" w:eastAsia="Arial" w:cs="Arial"/>
-          <w:b/>
-          <w:b/>
-          <w:sz w:val="24"/>
-          <w:szCs w:val="24"/>
-        </w:rPr>
-      </w:pPr>
-      <w:r>
-        <w:rPr>
-          <w:rFonts w:eastAsia="Arial" w:cs="Arial" w:ascii="Arial" w:hAnsi="Arial"/>
-          <w:b/>
-          <w:sz w:val="24"/>
-          <w:szCs w:val="24"/>
-        </w:rPr>
-        <w:t>PERFIL</w:t>
-      </w:r>
-    </w:p>
-    <w:p>
-      <w:pPr>
-        <w:pStyle w:val="LOnormal"/>
-        <w:spacing w:lineRule="auto" w:line="240" w:before="0" w:after="160"/>
-        <w:rPr>
-          <w:rFonts w:ascii="Arial" w:hAnsi="Arial" w:eastAsia="Arial" w:cs="Arial"/>
-          <w:sz w:val="24"/>
-          <w:szCs w:val="24"/>
-        </w:rPr>
-      </w:pPr>
-      <w:r>
-        <w:rPr>
-          <w:rFonts w:eastAsia="Arial" w:cs="Arial" w:ascii="Arial" w:hAnsi="Arial"/>
-          <w:color w:val="000000"/>
-          <w:sz w:val="24"/>
-          <w:szCs w:val="24"/>
-        </w:rPr>
-        <w:t>Dinâmico, fácil relacionamento, comunicativo, foco em resultados</w:t>
-      </w:r>
-      <w:r>
-        <w:rPr>
-          <w:rFonts w:eastAsia="Arial" w:cs="Arial" w:ascii="Arial" w:hAnsi="Arial"/>
-          <w:sz w:val="24"/>
-          <w:szCs w:val="24"/>
-        </w:rPr>
-        <w:t>, rápida adaptação, proativo e gosta de trabalhar em grupo.</w:t>
+        <w:rPr/>
+        <w:t>identidade visual da banda, incorporando elementos visuais impactantes e uma navegação intuitiva.</w:t>
+      </w:r>
+    </w:p>
+    <w:p>
+      <w:pPr>
+        <w:pStyle w:val="Corpodotexto"/>
+        <w:rPr>
+          <w:rFonts w:ascii="Arial" w:hAnsi="Arial" w:eastAsia="Arial" w:cs="Arial"/>
+          <w:b/>
+          <w:sz w:val="24"/>
+          <w:szCs w:val="24"/>
+        </w:rPr>
+      </w:pPr>
+      <w:r>
+        <w:rPr>
+          <w:rStyle w:val="Nfaseforte"/>
+        </w:rPr>
+        <w:t>[Nome do Projeto] | Fullstack Developer (Em Curso)</w:t>
+      </w:r>
+      <w:r>
+        <w:rPr/>
+        <w:br/>
+        <w:t>[Descrição do projeto desenvolvido na Trybe, destacando o uso de tecnologias front-end e back-end.]</w:t>
+      </w:r>
+    </w:p>
+    <w:p>
+      <w:pPr>
+        <w:pStyle w:val="Ttulo3"/>
+        <w:rPr>
+          <w:rFonts w:ascii="Arial" w:hAnsi="Arial" w:eastAsia="Arial" w:cs="Arial"/>
+          <w:b/>
+          <w:sz w:val="24"/>
+          <w:szCs w:val="24"/>
+        </w:rPr>
+      </w:pPr>
+      <w:r>
+        <w:rPr>
+          <w:rStyle w:val="Nfaseforte"/>
+          <w:b/>
+        </w:rPr>
+        <w:t>Perfil</w:t>
+      </w:r>
+    </w:p>
+    <w:p>
+      <w:pPr>
+        <w:pStyle w:val="Corpodotexto"/>
+        <w:rPr>
+          <w:rFonts w:ascii="Arial" w:hAnsi="Arial" w:eastAsia="Arial" w:cs="Arial"/>
+          <w:b/>
+          <w:sz w:val="24"/>
+          <w:szCs w:val="24"/>
+        </w:rPr>
+      </w:pPr>
+      <w:r>
+        <w:rPr/>
+        <w:t>Profissional dinâmico, com facilidade de relacionamento e comunicação. Possui foco em resultados, rápida adaptação a novos desafios, e proatividade. Apaixonado por tecnologia e desenvolvimento web, com forte desejo de aprender e crescer na carreira de programação.</w:t>
+      </w:r>
+    </w:p>
+    <w:p>
+      <w:pPr>
+        <w:pStyle w:val="Corpodotexto"/>
+        <w:jc w:val="center"/>
+        <w:rPr>
+          <w:rFonts w:ascii="Arial" w:hAnsi="Arial" w:eastAsia="Arial" w:cs="Arial"/>
+          <w:b/>
+          <w:sz w:val="24"/>
+          <w:szCs w:val="24"/>
+        </w:rPr>
+      </w:pPr>
+      <w:r>
+        <w:rPr/>
+      </w:r>
+    </w:p>
+    <w:p>
+      <w:pPr>
+        <w:pStyle w:val="LO-normal"/>
+        <w:spacing w:before="0" w:after="160"/>
+        <w:jc w:val="center"/>
+        <w:rPr>
+          <w:rFonts w:ascii="Arial" w:hAnsi="Arial" w:eastAsia="Arial" w:cs="Arial"/>
+          <w:b/>
+          <w:sz w:val="24"/>
+          <w:szCs w:val="24"/>
+        </w:rPr>
+      </w:pPr>
+      <w:r>
+        <w:rPr/>
       </w:r>
     </w:p>
     <w:sectPr>
@@ -994,136 +726,136 @@
     <w:lvl w:ilvl="0">
       <w:start w:val="1"/>
       <w:numFmt w:val="bullet"/>
-      <w:lvlText w:val="✔"/>
-      <w:lvlJc w:val="left"/>
-      <w:pPr>
-        <w:tabs>
-          <w:tab w:val="num" w:pos="0"/>
-        </w:tabs>
-        <w:ind w:left="720" w:hanging="360"/>
-      </w:pPr>
-      <w:rPr>
-        <w:rFonts w:ascii="Noto Sans Symbols" w:hAnsi="Noto Sans Symbols" w:cs="Noto Sans Symbols" w:hint="default"/>
+      <w:lvlText w:val=""/>
+      <w:lvlJc w:val="left"/>
+      <w:pPr>
+        <w:tabs>
+          <w:tab w:val="num" w:pos="709"/>
+        </w:tabs>
+        <w:ind w:left="709" w:hanging="283"/>
+      </w:pPr>
+      <w:rPr>
+        <w:rFonts w:ascii="Symbol" w:hAnsi="Symbol" w:cs="Symbol" w:hint="default"/>
       </w:rPr>
     </w:lvl>
     <w:lvl w:ilvl="1">
       <w:start w:val="1"/>
       <w:numFmt w:val="bullet"/>
-      <w:lvlText w:val="o"/>
-      <w:lvlJc w:val="left"/>
-      <w:pPr>
-        <w:tabs>
-          <w:tab w:val="num" w:pos="0"/>
-        </w:tabs>
-        <w:ind w:left="1440" w:hanging="360"/>
-      </w:pPr>
-      <w:rPr>
-        <w:rFonts w:ascii="Courier New" w:hAnsi="Courier New" w:cs="Courier New" w:hint="default"/>
+      <w:lvlText w:val=""/>
+      <w:lvlJc w:val="left"/>
+      <w:pPr>
+        <w:tabs>
+          <w:tab w:val="num" w:pos="1418"/>
+        </w:tabs>
+        <w:ind w:left="1418" w:hanging="283"/>
+      </w:pPr>
+      <w:rPr>
+        <w:rFonts w:ascii="Symbol" w:hAnsi="Symbol" w:cs="Symbol" w:hint="default"/>
       </w:rPr>
     </w:lvl>
     <w:lvl w:ilvl="2">
       <w:start w:val="1"/>
       <w:numFmt w:val="bullet"/>
-      <w:lvlText w:val="▪"/>
-      <w:lvlJc w:val="left"/>
-      <w:pPr>
-        <w:tabs>
-          <w:tab w:val="num" w:pos="0"/>
-        </w:tabs>
-        <w:ind w:left="2160" w:hanging="360"/>
-      </w:pPr>
-      <w:rPr>
-        <w:rFonts w:ascii="Noto Sans Symbols" w:hAnsi="Noto Sans Symbols" w:cs="Noto Sans Symbols" w:hint="default"/>
+      <w:lvlText w:val=""/>
+      <w:lvlJc w:val="left"/>
+      <w:pPr>
+        <w:tabs>
+          <w:tab w:val="num" w:pos="2127"/>
+        </w:tabs>
+        <w:ind w:left="2127" w:hanging="283"/>
+      </w:pPr>
+      <w:rPr>
+        <w:rFonts w:ascii="Symbol" w:hAnsi="Symbol" w:cs="Symbol" w:hint="default"/>
       </w:rPr>
     </w:lvl>
     <w:lvl w:ilvl="3">
       <w:start w:val="1"/>
       <w:numFmt w:val="bullet"/>
-      <w:lvlText w:val="●"/>
-      <w:lvlJc w:val="left"/>
-      <w:pPr>
-        <w:tabs>
-          <w:tab w:val="num" w:pos="0"/>
-        </w:tabs>
-        <w:ind w:left="2880" w:hanging="360"/>
-      </w:pPr>
-      <w:rPr>
-        <w:rFonts w:ascii="Noto Sans Symbols" w:hAnsi="Noto Sans Symbols" w:cs="Noto Sans Symbols" w:hint="default"/>
+      <w:lvlText w:val=""/>
+      <w:lvlJc w:val="left"/>
+      <w:pPr>
+        <w:tabs>
+          <w:tab w:val="num" w:pos="2836"/>
+        </w:tabs>
+        <w:ind w:left="2836" w:hanging="283"/>
+      </w:pPr>
+      <w:rPr>
+        <w:rFonts w:ascii="Symbol" w:hAnsi="Symbol" w:cs="Symbol" w:hint="default"/>
       </w:rPr>
     </w:lvl>
     <w:lvl w:ilvl="4">
       <w:start w:val="1"/>
       <w:numFmt w:val="bullet"/>
-      <w:lvlText w:val="o"/>
-      <w:lvlJc w:val="left"/>
-      <w:pPr>
-        <w:tabs>
-          <w:tab w:val="num" w:pos="0"/>
-        </w:tabs>
-        <w:ind w:left="3600" w:hanging="360"/>
-      </w:pPr>
-      <w:rPr>
-        <w:rFonts w:ascii="Courier New" w:hAnsi="Courier New" w:cs="Courier New" w:hint="default"/>
+      <w:lvlText w:val=""/>
+      <w:lvlJc w:val="left"/>
+      <w:pPr>
+        <w:tabs>
+          <w:tab w:val="num" w:pos="3545"/>
+        </w:tabs>
+        <w:ind w:left="3545" w:hanging="283"/>
+      </w:pPr>
+      <w:rPr>
+        <w:rFonts w:ascii="Symbol" w:hAnsi="Symbol" w:cs="Symbol" w:hint="default"/>
       </w:rPr>
     </w:lvl>
     <w:lvl w:ilvl="5">
       <w:start w:val="1"/>
       <w:numFmt w:val="bullet"/>
-      <w:lvlText w:val="▪"/>
-      <w:lvlJc w:val="left"/>
-      <w:pPr>
-        <w:tabs>
-          <w:tab w:val="num" w:pos="0"/>
-        </w:tabs>
-        <w:ind w:left="4320" w:hanging="360"/>
-      </w:pPr>
-      <w:rPr>
-        <w:rFonts w:ascii="Noto Sans Symbols" w:hAnsi="Noto Sans Symbols" w:cs="Noto Sans Symbols" w:hint="default"/>
+      <w:lvlText w:val=""/>
+      <w:lvlJc w:val="left"/>
+      <w:pPr>
+        <w:tabs>
+          <w:tab w:val="num" w:pos="4254"/>
+        </w:tabs>
+        <w:ind w:left="4254" w:hanging="283"/>
+      </w:pPr>
+      <w:rPr>
+        <w:rFonts w:ascii="Symbol" w:hAnsi="Symbol" w:cs="Symbol" w:hint="default"/>
       </w:rPr>
     </w:lvl>
     <w:lvl w:ilvl="6">
       <w:start w:val="1"/>
       <w:numFmt w:val="bullet"/>
-      <w:lvlText w:val="●"/>
-      <w:lvlJc w:val="left"/>
-      <w:pPr>
-        <w:tabs>
-          <w:tab w:val="num" w:pos="0"/>
-        </w:tabs>
-        <w:ind w:left="5040" w:hanging="360"/>
-      </w:pPr>
-      <w:rPr>
-        <w:rFonts w:ascii="Noto Sans Symbols" w:hAnsi="Noto Sans Symbols" w:cs="Noto Sans Symbols" w:hint="default"/>
+      <w:lvlText w:val=""/>
+      <w:lvlJc w:val="left"/>
+      <w:pPr>
+        <w:tabs>
+          <w:tab w:val="num" w:pos="4963"/>
+        </w:tabs>
+        <w:ind w:left="4963" w:hanging="283"/>
+      </w:pPr>
+      <w:rPr>
+        <w:rFonts w:ascii="Symbol" w:hAnsi="Symbol" w:cs="Symbol" w:hint="default"/>
       </w:rPr>
     </w:lvl>
     <w:lvl w:ilvl="7">
       <w:start w:val="1"/>
       <w:numFmt w:val="bullet"/>
-      <w:lvlText w:val="o"/>
-      <w:lvlJc w:val="left"/>
-      <w:pPr>
-        <w:tabs>
-          <w:tab w:val="num" w:pos="0"/>
-        </w:tabs>
-        <w:ind w:left="5760" w:hanging="360"/>
-      </w:pPr>
-      <w:rPr>
-        <w:rFonts w:ascii="Courier New" w:hAnsi="Courier New" w:cs="Courier New" w:hint="default"/>
+      <w:lvlText w:val=""/>
+      <w:lvlJc w:val="left"/>
+      <w:pPr>
+        <w:tabs>
+          <w:tab w:val="num" w:pos="5672"/>
+        </w:tabs>
+        <w:ind w:left="5672" w:hanging="283"/>
+      </w:pPr>
+      <w:rPr>
+        <w:rFonts w:ascii="Symbol" w:hAnsi="Symbol" w:cs="Symbol" w:hint="default"/>
       </w:rPr>
     </w:lvl>
     <w:lvl w:ilvl="8">
       <w:start w:val="1"/>
       <w:numFmt w:val="bullet"/>
-      <w:lvlText w:val="▪"/>
-      <w:lvlJc w:val="left"/>
-      <w:pPr>
-        <w:tabs>
-          <w:tab w:val="num" w:pos="0"/>
-        </w:tabs>
-        <w:ind w:left="6480" w:hanging="360"/>
-      </w:pPr>
-      <w:rPr>
-        <w:rFonts w:ascii="Noto Sans Symbols" w:hAnsi="Noto Sans Symbols" w:cs="Noto Sans Symbols" w:hint="default"/>
+      <w:lvlText w:val=""/>
+      <w:lvlJc w:val="left"/>
+      <w:pPr>
+        <w:tabs>
+          <w:tab w:val="num" w:pos="6381"/>
+        </w:tabs>
+        <w:ind w:left="6381" w:hanging="283"/>
+      </w:pPr>
+      <w:rPr>
+        <w:rFonts w:ascii="Symbol" w:hAnsi="Symbol" w:cs="Symbol" w:hint="default"/>
       </w:rPr>
     </w:lvl>
   </w:abstractNum>
@@ -1131,140 +863,414 @@
     <w:lvl w:ilvl="0">
       <w:start w:val="1"/>
       <w:numFmt w:val="bullet"/>
-      <w:lvlText w:val="●"/>
-      <w:lvlJc w:val="left"/>
-      <w:pPr>
-        <w:tabs>
-          <w:tab w:val="num" w:pos="0"/>
-        </w:tabs>
-        <w:ind w:left="720" w:hanging="360"/>
-      </w:pPr>
-      <w:rPr>
-        <w:rFonts w:ascii="Noto Sans Symbols" w:hAnsi="Noto Sans Symbols" w:cs="Noto Sans Symbols" w:hint="default"/>
+      <w:lvlText w:val=""/>
+      <w:lvlJc w:val="left"/>
+      <w:pPr>
+        <w:tabs>
+          <w:tab w:val="num" w:pos="709"/>
+        </w:tabs>
+        <w:ind w:left="709" w:hanging="283"/>
+      </w:pPr>
+      <w:rPr>
+        <w:rFonts w:ascii="Symbol" w:hAnsi="Symbol" w:cs="Symbol" w:hint="default"/>
       </w:rPr>
     </w:lvl>
     <w:lvl w:ilvl="1">
       <w:start w:val="1"/>
       <w:numFmt w:val="bullet"/>
-      <w:lvlText w:val="o"/>
-      <w:lvlJc w:val="left"/>
-      <w:pPr>
-        <w:tabs>
-          <w:tab w:val="num" w:pos="0"/>
-        </w:tabs>
-        <w:ind w:left="1440" w:hanging="360"/>
-      </w:pPr>
-      <w:rPr>
-        <w:rFonts w:ascii="Courier New" w:hAnsi="Courier New" w:cs="Courier New" w:hint="default"/>
+      <w:lvlText w:val=""/>
+      <w:lvlJc w:val="left"/>
+      <w:pPr>
+        <w:tabs>
+          <w:tab w:val="num" w:pos="1418"/>
+        </w:tabs>
+        <w:ind w:left="1418" w:hanging="283"/>
+      </w:pPr>
+      <w:rPr>
+        <w:rFonts w:ascii="Symbol" w:hAnsi="Symbol" w:cs="Symbol" w:hint="default"/>
       </w:rPr>
     </w:lvl>
     <w:lvl w:ilvl="2">
       <w:start w:val="1"/>
       <w:numFmt w:val="bullet"/>
-      <w:lvlText w:val="▪"/>
-      <w:lvlJc w:val="left"/>
-      <w:pPr>
-        <w:tabs>
-          <w:tab w:val="num" w:pos="0"/>
-        </w:tabs>
-        <w:ind w:left="2160" w:hanging="360"/>
-      </w:pPr>
-      <w:rPr>
-        <w:rFonts w:ascii="Noto Sans Symbols" w:hAnsi="Noto Sans Symbols" w:cs="Noto Sans Symbols" w:hint="default"/>
+      <w:lvlText w:val=""/>
+      <w:lvlJc w:val="left"/>
+      <w:pPr>
+        <w:tabs>
+          <w:tab w:val="num" w:pos="2127"/>
+        </w:tabs>
+        <w:ind w:left="2127" w:hanging="283"/>
+      </w:pPr>
+      <w:rPr>
+        <w:rFonts w:ascii="Symbol" w:hAnsi="Symbol" w:cs="Symbol" w:hint="default"/>
       </w:rPr>
     </w:lvl>
     <w:lvl w:ilvl="3">
       <w:start w:val="1"/>
       <w:numFmt w:val="bullet"/>
-      <w:lvlText w:val="●"/>
-      <w:lvlJc w:val="left"/>
-      <w:pPr>
-        <w:tabs>
-          <w:tab w:val="num" w:pos="0"/>
-        </w:tabs>
-        <w:ind w:left="2880" w:hanging="360"/>
-      </w:pPr>
-      <w:rPr>
-        <w:rFonts w:ascii="Noto Sans Symbols" w:hAnsi="Noto Sans Symbols" w:cs="Noto Sans Symbols" w:hint="default"/>
+      <w:lvlText w:val=""/>
+      <w:lvlJc w:val="left"/>
+      <w:pPr>
+        <w:tabs>
+          <w:tab w:val="num" w:pos="2836"/>
+        </w:tabs>
+        <w:ind w:left="2836" w:hanging="283"/>
+      </w:pPr>
+      <w:rPr>
+        <w:rFonts w:ascii="Symbol" w:hAnsi="Symbol" w:cs="Symbol" w:hint="default"/>
       </w:rPr>
     </w:lvl>
     <w:lvl w:ilvl="4">
       <w:start w:val="1"/>
       <w:numFmt w:val="bullet"/>
-      <w:lvlText w:val="o"/>
-      <w:lvlJc w:val="left"/>
-      <w:pPr>
-        <w:tabs>
-          <w:tab w:val="num" w:pos="0"/>
-        </w:tabs>
-        <w:ind w:left="3600" w:hanging="360"/>
-      </w:pPr>
-      <w:rPr>
-        <w:rFonts w:ascii="Courier New" w:hAnsi="Courier New" w:cs="Courier New" w:hint="default"/>
+      <w:lvlText w:val=""/>
+      <w:lvlJc w:val="left"/>
+      <w:pPr>
+        <w:tabs>
+          <w:tab w:val="num" w:pos="3545"/>
+        </w:tabs>
+        <w:ind w:left="3545" w:hanging="283"/>
+      </w:pPr>
+      <w:rPr>
+        <w:rFonts w:ascii="Symbol" w:hAnsi="Symbol" w:cs="Symbol" w:hint="default"/>
       </w:rPr>
     </w:lvl>
     <w:lvl w:ilvl="5">
       <w:start w:val="1"/>
       <w:numFmt w:val="bullet"/>
-      <w:lvlText w:val="▪"/>
-      <w:lvlJc w:val="left"/>
-      <w:pPr>
-        <w:tabs>
-          <w:tab w:val="num" w:pos="0"/>
-        </w:tabs>
-        <w:ind w:left="4320" w:hanging="360"/>
-      </w:pPr>
-      <w:rPr>
-        <w:rFonts w:ascii="Noto Sans Symbols" w:hAnsi="Noto Sans Symbols" w:cs="Noto Sans Symbols" w:hint="default"/>
+      <w:lvlText w:val=""/>
+      <w:lvlJc w:val="left"/>
+      <w:pPr>
+        <w:tabs>
+          <w:tab w:val="num" w:pos="4254"/>
+        </w:tabs>
+        <w:ind w:left="4254" w:hanging="283"/>
+      </w:pPr>
+      <w:rPr>
+        <w:rFonts w:ascii="Symbol" w:hAnsi="Symbol" w:cs="Symbol" w:hint="default"/>
       </w:rPr>
     </w:lvl>
     <w:lvl w:ilvl="6">
       <w:start w:val="1"/>
       <w:numFmt w:val="bullet"/>
-      <w:lvlText w:val="●"/>
-      <w:lvlJc w:val="left"/>
-      <w:pPr>
-        <w:tabs>
-          <w:tab w:val="num" w:pos="0"/>
-        </w:tabs>
-        <w:ind w:left="5040" w:hanging="360"/>
-      </w:pPr>
-      <w:rPr>
-        <w:rFonts w:ascii="Noto Sans Symbols" w:hAnsi="Noto Sans Symbols" w:cs="Noto Sans Symbols" w:hint="default"/>
+      <w:lvlText w:val=""/>
+      <w:lvlJc w:val="left"/>
+      <w:pPr>
+        <w:tabs>
+          <w:tab w:val="num" w:pos="4963"/>
+        </w:tabs>
+        <w:ind w:left="4963" w:hanging="283"/>
+      </w:pPr>
+      <w:rPr>
+        <w:rFonts w:ascii="Symbol" w:hAnsi="Symbol" w:cs="Symbol" w:hint="default"/>
       </w:rPr>
     </w:lvl>
     <w:lvl w:ilvl="7">
       <w:start w:val="1"/>
       <w:numFmt w:val="bullet"/>
-      <w:lvlText w:val="o"/>
-      <w:lvlJc w:val="left"/>
-      <w:pPr>
-        <w:tabs>
-          <w:tab w:val="num" w:pos="0"/>
-        </w:tabs>
-        <w:ind w:left="5760" w:hanging="360"/>
-      </w:pPr>
-      <w:rPr>
-        <w:rFonts w:ascii="Courier New" w:hAnsi="Courier New" w:cs="Courier New" w:hint="default"/>
+      <w:lvlText w:val=""/>
+      <w:lvlJc w:val="left"/>
+      <w:pPr>
+        <w:tabs>
+          <w:tab w:val="num" w:pos="5672"/>
+        </w:tabs>
+        <w:ind w:left="5672" w:hanging="283"/>
+      </w:pPr>
+      <w:rPr>
+        <w:rFonts w:ascii="Symbol" w:hAnsi="Symbol" w:cs="Symbol" w:hint="default"/>
       </w:rPr>
     </w:lvl>
     <w:lvl w:ilvl="8">
       <w:start w:val="1"/>
       <w:numFmt w:val="bullet"/>
-      <w:lvlText w:val="▪"/>
-      <w:lvlJc w:val="left"/>
-      <w:pPr>
-        <w:tabs>
-          <w:tab w:val="num" w:pos="0"/>
-        </w:tabs>
-        <w:ind w:left="6480" w:hanging="360"/>
-      </w:pPr>
-      <w:rPr>
-        <w:rFonts w:ascii="Noto Sans Symbols" w:hAnsi="Noto Sans Symbols" w:cs="Noto Sans Symbols" w:hint="default"/>
+      <w:lvlText w:val=""/>
+      <w:lvlJc w:val="left"/>
+      <w:pPr>
+        <w:tabs>
+          <w:tab w:val="num" w:pos="6381"/>
+        </w:tabs>
+        <w:ind w:left="6381" w:hanging="283"/>
+      </w:pPr>
+      <w:rPr>
+        <w:rFonts w:ascii="Symbol" w:hAnsi="Symbol" w:cs="Symbol" w:hint="default"/>
       </w:rPr>
     </w:lvl>
   </w:abstractNum>
   <w:abstractNum w:abstractNumId="3">
+    <w:lvl w:ilvl="0">
+      <w:start w:val="1"/>
+      <w:numFmt w:val="bullet"/>
+      <w:lvlText w:val=""/>
+      <w:lvlJc w:val="left"/>
+      <w:pPr>
+        <w:tabs>
+          <w:tab w:val="num" w:pos="709"/>
+        </w:tabs>
+        <w:ind w:left="709" w:hanging="283"/>
+      </w:pPr>
+      <w:rPr>
+        <w:rFonts w:ascii="Symbol" w:hAnsi="Symbol" w:cs="Symbol" w:hint="default"/>
+      </w:rPr>
+    </w:lvl>
+    <w:lvl w:ilvl="1">
+      <w:start w:val="1"/>
+      <w:numFmt w:val="bullet"/>
+      <w:lvlText w:val=""/>
+      <w:lvlJc w:val="left"/>
+      <w:pPr>
+        <w:tabs>
+          <w:tab w:val="num" w:pos="1418"/>
+        </w:tabs>
+        <w:ind w:left="1418" w:hanging="283"/>
+      </w:pPr>
+      <w:rPr>
+        <w:rFonts w:ascii="Symbol" w:hAnsi="Symbol" w:cs="Symbol" w:hint="default"/>
+      </w:rPr>
+    </w:lvl>
+    <w:lvl w:ilvl="2">
+      <w:start w:val="1"/>
+      <w:numFmt w:val="bullet"/>
+      <w:lvlText w:val=""/>
+      <w:lvlJc w:val="left"/>
+      <w:pPr>
+        <w:tabs>
+          <w:tab w:val="num" w:pos="2127"/>
+        </w:tabs>
+        <w:ind w:left="2127" w:hanging="283"/>
+      </w:pPr>
+      <w:rPr>
+        <w:rFonts w:ascii="Symbol" w:hAnsi="Symbol" w:cs="Symbol" w:hint="default"/>
+      </w:rPr>
+    </w:lvl>
+    <w:lvl w:ilvl="3">
+      <w:start w:val="1"/>
+      <w:numFmt w:val="bullet"/>
+      <w:lvlText w:val=""/>
+      <w:lvlJc w:val="left"/>
+      <w:pPr>
+        <w:tabs>
+          <w:tab w:val="num" w:pos="2836"/>
+        </w:tabs>
+        <w:ind w:left="2836" w:hanging="283"/>
+      </w:pPr>
+      <w:rPr>
+        <w:rFonts w:ascii="Symbol" w:hAnsi="Symbol" w:cs="Symbol" w:hint="default"/>
+      </w:rPr>
+    </w:lvl>
+    <w:lvl w:ilvl="4">
+      <w:start w:val="1"/>
+      <w:numFmt w:val="bullet"/>
+      <w:lvlText w:val=""/>
+      <w:lvlJc w:val="left"/>
+      <w:pPr>
+        <w:tabs>
+          <w:tab w:val="num" w:pos="3545"/>
+        </w:tabs>
+        <w:ind w:left="3545" w:hanging="283"/>
+      </w:pPr>
+      <w:rPr>
+        <w:rFonts w:ascii="Symbol" w:hAnsi="Symbol" w:cs="Symbol" w:hint="default"/>
+      </w:rPr>
+    </w:lvl>
+    <w:lvl w:ilvl="5">
+      <w:start w:val="1"/>
+      <w:numFmt w:val="bullet"/>
+      <w:lvlText w:val=""/>
+      <w:lvlJc w:val="left"/>
+      <w:pPr>
+        <w:tabs>
+          <w:tab w:val="num" w:pos="4254"/>
+        </w:tabs>
+        <w:ind w:left="4254" w:hanging="283"/>
+      </w:pPr>
+      <w:rPr>
+        <w:rFonts w:ascii="Symbol" w:hAnsi="Symbol" w:cs="Symbol" w:hint="default"/>
+      </w:rPr>
+    </w:lvl>
+    <w:lvl w:ilvl="6">
+      <w:start w:val="1"/>
+      <w:numFmt w:val="bullet"/>
+      <w:lvlText w:val=""/>
+      <w:lvlJc w:val="left"/>
+      <w:pPr>
+        <w:tabs>
+          <w:tab w:val="num" w:pos="4963"/>
+        </w:tabs>
+        <w:ind w:left="4963" w:hanging="283"/>
+      </w:pPr>
+      <w:rPr>
+        <w:rFonts w:ascii="Symbol" w:hAnsi="Symbol" w:cs="Symbol" w:hint="default"/>
+      </w:rPr>
+    </w:lvl>
+    <w:lvl w:ilvl="7">
+      <w:start w:val="1"/>
+      <w:numFmt w:val="bullet"/>
+      <w:lvlText w:val=""/>
+      <w:lvlJc w:val="left"/>
+      <w:pPr>
+        <w:tabs>
+          <w:tab w:val="num" w:pos="5672"/>
+        </w:tabs>
+        <w:ind w:left="5672" w:hanging="283"/>
+      </w:pPr>
+      <w:rPr>
+        <w:rFonts w:ascii="Symbol" w:hAnsi="Symbol" w:cs="Symbol" w:hint="default"/>
+      </w:rPr>
+    </w:lvl>
+    <w:lvl w:ilvl="8">
+      <w:start w:val="1"/>
+      <w:numFmt w:val="bullet"/>
+      <w:lvlText w:val=""/>
+      <w:lvlJc w:val="left"/>
+      <w:pPr>
+        <w:tabs>
+          <w:tab w:val="num" w:pos="6381"/>
+        </w:tabs>
+        <w:ind w:left="6381" w:hanging="283"/>
+      </w:pPr>
+      <w:rPr>
+        <w:rFonts w:ascii="Symbol" w:hAnsi="Symbol" w:cs="Symbol" w:hint="default"/>
+      </w:rPr>
+    </w:lvl>
+  </w:abstractNum>
+  <w:abstractNum w:abstractNumId="4">
+    <w:lvl w:ilvl="0">
+      <w:start w:val="1"/>
+      <w:numFmt w:val="bullet"/>
+      <w:lvlText w:val=""/>
+      <w:lvlJc w:val="left"/>
+      <w:pPr>
+        <w:tabs>
+          <w:tab w:val="num" w:pos="709"/>
+        </w:tabs>
+        <w:ind w:left="709" w:hanging="283"/>
+      </w:pPr>
+      <w:rPr>
+        <w:rFonts w:ascii="Symbol" w:hAnsi="Symbol" w:cs="Symbol" w:hint="default"/>
+      </w:rPr>
+    </w:lvl>
+    <w:lvl w:ilvl="1">
+      <w:start w:val="1"/>
+      <w:numFmt w:val="bullet"/>
+      <w:lvlText w:val=""/>
+      <w:lvlJc w:val="left"/>
+      <w:pPr>
+        <w:tabs>
+          <w:tab w:val="num" w:pos="1418"/>
+        </w:tabs>
+        <w:ind w:left="1418" w:hanging="283"/>
+      </w:pPr>
+      <w:rPr>
+        <w:rFonts w:ascii="Symbol" w:hAnsi="Symbol" w:cs="Symbol" w:hint="default"/>
+      </w:rPr>
+    </w:lvl>
+    <w:lvl w:ilvl="2">
+      <w:start w:val="1"/>
+      <w:numFmt w:val="bullet"/>
+      <w:lvlText w:val=""/>
+      <w:lvlJc w:val="left"/>
+      <w:pPr>
+        <w:tabs>
+          <w:tab w:val="num" w:pos="2127"/>
+        </w:tabs>
+        <w:ind w:left="2127" w:hanging="283"/>
+      </w:pPr>
+      <w:rPr>
+        <w:rFonts w:ascii="Symbol" w:hAnsi="Symbol" w:cs="Symbol" w:hint="default"/>
+      </w:rPr>
+    </w:lvl>
+    <w:lvl w:ilvl="3">
+      <w:start w:val="1"/>
+      <w:numFmt w:val="bullet"/>
+      <w:lvlText w:val=""/>
+      <w:lvlJc w:val="left"/>
+      <w:pPr>
+        <w:tabs>
+          <w:tab w:val="num" w:pos="2836"/>
+        </w:tabs>
+        <w:ind w:left="2836" w:hanging="283"/>
+      </w:pPr>
+      <w:rPr>
+        <w:rFonts w:ascii="Symbol" w:hAnsi="Symbol" w:cs="Symbol" w:hint="default"/>
+      </w:rPr>
+    </w:lvl>
+    <w:lvl w:ilvl="4">
+      <w:start w:val="1"/>
+      <w:numFmt w:val="bullet"/>
+      <w:lvlText w:val=""/>
+      <w:lvlJc w:val="left"/>
+      <w:pPr>
+        <w:tabs>
+          <w:tab w:val="num" w:pos="3545"/>
+        </w:tabs>
+        <w:ind w:left="3545" w:hanging="283"/>
+      </w:pPr>
+      <w:rPr>
+        <w:rFonts w:ascii="Symbol" w:hAnsi="Symbol" w:cs="Symbol" w:hint="default"/>
+      </w:rPr>
+    </w:lvl>
+    <w:lvl w:ilvl="5">
+      <w:start w:val="1"/>
+      <w:numFmt w:val="bullet"/>
+      <w:lvlText w:val=""/>
+      <w:lvlJc w:val="left"/>
+      <w:pPr>
+        <w:tabs>
+          <w:tab w:val="num" w:pos="4254"/>
+        </w:tabs>
+        <w:ind w:left="4254" w:hanging="283"/>
+      </w:pPr>
+      <w:rPr>
+        <w:rFonts w:ascii="Symbol" w:hAnsi="Symbol" w:cs="Symbol" w:hint="default"/>
+      </w:rPr>
+    </w:lvl>
+    <w:lvl w:ilvl="6">
+      <w:start w:val="1"/>
+      <w:numFmt w:val="bullet"/>
+      <w:lvlText w:val=""/>
+      <w:lvlJc w:val="left"/>
+      <w:pPr>
+        <w:tabs>
+          <w:tab w:val="num" w:pos="4963"/>
+        </w:tabs>
+        <w:ind w:left="4963" w:hanging="283"/>
+      </w:pPr>
+      <w:rPr>
+        <w:rFonts w:ascii="Symbol" w:hAnsi="Symbol" w:cs="Symbol" w:hint="default"/>
+      </w:rPr>
+    </w:lvl>
+    <w:lvl w:ilvl="7">
+      <w:start w:val="1"/>
+      <w:numFmt w:val="bullet"/>
+      <w:lvlText w:val=""/>
+      <w:lvlJc w:val="left"/>
+      <w:pPr>
+        <w:tabs>
+          <w:tab w:val="num" w:pos="5672"/>
+        </w:tabs>
+        <w:ind w:left="5672" w:hanging="283"/>
+      </w:pPr>
+      <w:rPr>
+        <w:rFonts w:ascii="Symbol" w:hAnsi="Symbol" w:cs="Symbol" w:hint="default"/>
+      </w:rPr>
+    </w:lvl>
+    <w:lvl w:ilvl="8">
+      <w:start w:val="1"/>
+      <w:numFmt w:val="bullet"/>
+      <w:lvlText w:val=""/>
+      <w:lvlJc w:val="left"/>
+      <w:pPr>
+        <w:tabs>
+          <w:tab w:val="num" w:pos="6381"/>
+        </w:tabs>
+        <w:ind w:left="6381" w:hanging="283"/>
+      </w:pPr>
+      <w:rPr>
+        <w:rFonts w:ascii="Symbol" w:hAnsi="Symbol" w:cs="Symbol" w:hint="default"/>
+      </w:rPr>
+    </w:lvl>
+  </w:abstractNum>
+  <w:abstractNum w:abstractNumId="5">
     <w:lvl w:ilvl="0">
       <w:start w:val="1"/>
       <w:numFmt w:val="none"/>
@@ -1391,6 +1397,12 @@
   </w:num>
   <w:num w:numId="3">
     <w:abstractNumId w:val="3"/>
+  </w:num>
+  <w:num w:numId="4">
+    <w:abstractNumId w:val="4"/>
+  </w:num>
+  <w:num w:numId="5">
+    <w:abstractNumId w:val="5"/>
   </w:num>
 </w:numbering>
 </file>
@@ -1811,8 +1823,8 @@
   </w:style>
   <w:style w:type="paragraph" w:styleId="Ttulo1">
     <w:name w:val="Heading 1"/>
-    <w:basedOn w:val="LOnormal"/>
-    <w:next w:val="LOnormal"/>
+    <w:basedOn w:val="LO-normal"/>
+    <w:next w:val="LO-normal"/>
     <w:uiPriority w:val="9"/>
     <w:qFormat/>
     <w:pPr>
@@ -1829,8 +1841,8 @@
   </w:style>
   <w:style w:type="paragraph" w:styleId="Ttulo2">
     <w:name w:val="Heading 2"/>
-    <w:basedOn w:val="LOnormal"/>
-    <w:next w:val="LOnormal"/>
+    <w:basedOn w:val="LO-normal"/>
+    <w:next w:val="LO-normal"/>
     <w:uiPriority w:val="9"/>
     <w:semiHidden/>
     <w:unhideWhenUsed/>
@@ -1849,8 +1861,8 @@
   </w:style>
   <w:style w:type="paragraph" w:styleId="Ttulo3">
     <w:name w:val="Heading 3"/>
-    <w:basedOn w:val="LOnormal"/>
-    <w:next w:val="LOnormal"/>
+    <w:basedOn w:val="LO-normal"/>
+    <w:next w:val="LO-normal"/>
     <w:uiPriority w:val="9"/>
     <w:semiHidden/>
     <w:unhideWhenUsed/>
@@ -1869,8 +1881,8 @@
   </w:style>
   <w:style w:type="paragraph" w:styleId="Ttulo4">
     <w:name w:val="Heading 4"/>
-    <w:basedOn w:val="LOnormal"/>
-    <w:next w:val="LOnormal"/>
+    <w:basedOn w:val="LO-normal"/>
+    <w:next w:val="LO-normal"/>
     <w:uiPriority w:val="9"/>
     <w:semiHidden/>
     <w:unhideWhenUsed/>
@@ -1889,8 +1901,8 @@
   </w:style>
   <w:style w:type="paragraph" w:styleId="Ttulo5">
     <w:name w:val="Heading 5"/>
-    <w:basedOn w:val="LOnormal"/>
-    <w:next w:val="LOnormal"/>
+    <w:basedOn w:val="LO-normal"/>
+    <w:next w:val="LO-normal"/>
     <w:uiPriority w:val="9"/>
     <w:semiHidden/>
     <w:unhideWhenUsed/>
@@ -1907,8 +1919,8 @@
   </w:style>
   <w:style w:type="paragraph" w:styleId="Ttulo6">
     <w:name w:val="Heading 6"/>
-    <w:basedOn w:val="LOnormal"/>
-    <w:next w:val="LOnormal"/>
+    <w:basedOn w:val="LO-normal"/>
+    <w:next w:val="LO-normal"/>
     <w:uiPriority w:val="9"/>
     <w:semiHidden/>
     <w:unhideWhenUsed/>
@@ -1940,6 +1952,36 @@
       <w:u w:val="single"/>
     </w:rPr>
   </w:style>
+  <w:style w:type="character" w:styleId="Nfaseforte">
+    <w:name w:val="Strong"/>
+    <w:qFormat/>
+    <w:rPr>
+      <w:b/>
+      <w:bCs/>
+    </w:rPr>
+  </w:style>
+  <w:style w:type="character" w:styleId="Marcadores">
+    <w:name w:val="Marcadores"/>
+    <w:qFormat/>
+    <w:rPr>
+      <w:rFonts w:ascii="OpenSymbol" w:hAnsi="OpenSymbol" w:eastAsia="OpenSymbol" w:cs="OpenSymbol"/>
+    </w:rPr>
+  </w:style>
+  <w:style w:type="character" w:styleId="Nfase">
+    <w:name w:val="Emphasis"/>
+    <w:qFormat/>
+    <w:rPr>
+      <w:i/>
+      <w:iCs/>
+    </w:rPr>
+  </w:style>
+  <w:style w:type="character" w:styleId="Linkdainternetvisitado">
+    <w:name w:val="FollowedHyperlink"/>
+    <w:rPr>
+      <w:color w:val="800000"/>
+      <w:u w:val="single"/>
+    </w:rPr>
+  </w:style>
   <w:style w:type="paragraph" w:styleId="Ttulo">
     <w:name w:val="Título"/>
     <w:basedOn w:val="Normal"/>
@@ -2000,7 +2042,7 @@
   </w:style>
   <w:style w:type="paragraph" w:styleId="Ttulododocumento">
     <w:name w:val="Title"/>
-    <w:basedOn w:val="LOnormal"/>
+    <w:basedOn w:val="LO-normal"/>
     <w:next w:val="Corpodotexto"/>
     <w:uiPriority w:val="10"/>
     <w:qFormat/>
@@ -2031,7 +2073,7 @@
       <w:szCs w:val="24"/>
     </w:rPr>
   </w:style>
-  <w:style w:type="paragraph" w:styleId="LOnormal" w:customStyle="1">
+  <w:style w:type="paragraph" w:styleId="LO-normal" w:customStyle="1">
     <w:name w:val="LO-normal"/>
     <w:qFormat/>
     <w:pPr>
@@ -2052,8 +2094,8 @@
   </w:style>
   <w:style w:type="paragraph" w:styleId="Subttulo">
     <w:name w:val="Subtitle"/>
-    <w:basedOn w:val="LOnormal"/>
-    <w:next w:val="LOnormal"/>
+    <w:basedOn w:val="LO-normal"/>
+    <w:next w:val="LO-normal"/>
     <w:uiPriority w:val="11"/>
     <w:qFormat/>
     <w:pPr>
@@ -2067,6 +2109,23 @@
       <w:color w:val="666666"/>
       <w:sz w:val="48"/>
       <w:szCs w:val="48"/>
+    </w:rPr>
+  </w:style>
+  <w:style w:type="paragraph" w:styleId="Linhahorizontal">
+    <w:name w:val="Linha horizontal"/>
+    <w:basedOn w:val="Normal"/>
+    <w:next w:val="Corpodotexto"/>
+    <w:qFormat/>
+    <w:pPr>
+      <w:suppressLineNumbers/>
+      <w:pBdr>
+        <w:bottom w:val="double" w:sz="2" w:space="0" w:color="808080"/>
+      </w:pBdr>
+      <w:spacing w:before="0" w:after="283"/>
+    </w:pPr>
+    <w:rPr>
+      <w:sz w:val="12"/>
+      <w:szCs w:val="12"/>
     </w:rPr>
   </w:style>
   <w:style w:type="numbering" w:styleId="NoList" w:default="1">
